--- a/book/docx-por-capitulo/capitulo-21-pdf-podcast.docx
+++ b/book/docx-por-capitulo/capitulo-21-pdf-podcast.docx
@@ -7,6 +7,7 @@
         <w:pStyle w:val="Endure-ChapterTitle"/>
         <w:keepNext/>
         <w:spacing w:before="480" w:after="240"/>
+        <w:outlineLvl w:val="0"/>
       </w:pPr>
       <w:r>
         <w:rPr>
@@ -26,34 +27,48 @@
         <w:pStyle w:val="Endure-Subhead"/>
         <w:keepNext/>
         <w:spacing w:before="240" w:after="60"/>
+        <w:outlineLvl w:val="1"/>
       </w:pPr>
       <w:r>
+        <w:rPr>
+          <w:sz w:val="24"/>
+        </w:rPr>
         <w:t>Introducción</w:t>
       </w:r>
     </w:p>
     <w:p>
       <w:pPr>
         <w:pStyle w:val="Endure-FirstParagraphBodyText"/>
+        <w:spacing w:before="100" w:after="100"/>
       </w:pPr>
       <w:r>
+        <w:rPr>
+          <w:sz w:val="20"/>
+        </w:rPr>
         <w:t>Imagine convertir cualquier artículo científico, informe empresarial o libro técnico en un episodio de pódcast de 30–40 minutos — con dos voces distintas que debaten y explican el contenido — completamente offline, sin enviar el documento a ningún servicio en la nube.</w:t>
       </w:r>
     </w:p>
     <w:p>
       <w:pPr>
         <w:pStyle w:val="Endure-ChapterBodyText"/>
+        <w:spacing w:before="100" w:after="100"/>
       </w:pPr>
       <w:r>
+        <w:rPr>
+          <w:sz w:val="20"/>
+        </w:rPr>
         <w:t>Este capítulo construye ese pipeline completo en el Jetson AGX Orin 64GB. El proceso toma un PDF como entrada y produce un archivo MP3 como salida, pasando por extracción de texto, generación de guión con LLM y síntesis de voz con kokoro-tts.</w:t>
       </w:r>
     </w:p>
     <w:p>
       <w:pPr>
         <w:pStyle w:val="Endure-ChapterBodyText"/>
+        <w:spacing w:before="100" w:after="100"/>
       </w:pPr>
       <w:r>
         <w:rPr>
           <w:b/>
+          <w:sz w:val="20"/>
         </w:rPr>
         <w:t>Prerrequisitos:</w:t>
       </w:r>
@@ -61,75 +76,90 @@
     <w:p>
       <w:pPr>
         <w:pStyle w:val="Endure-ChapterBodyText"/>
-        <w:spacing w:before="20" w:after="20"/>
+        <w:spacing w:before="40" w:after="40"/>
         <w:ind w:left="360" w:hanging="216"/>
       </w:pPr>
       <w:r>
         <w:rPr>
-          <w:sz w:val="18"/>
+          <w:sz w:val="20"/>
         </w:rPr>
         <w:t xml:space="preserve">• </w:t>
       </w:r>
       <w:r>
+        <w:rPr>
+          <w:sz w:val="20"/>
+        </w:rPr>
         <w:t>Capítulo 18 completado (jetson-containers, kokoro-tts disponible)</w:t>
       </w:r>
     </w:p>
     <w:p>
       <w:pPr>
         <w:pStyle w:val="Endure-ChapterBodyText"/>
-        <w:spacing w:before="20" w:after="20"/>
+        <w:spacing w:before="40" w:after="40"/>
         <w:ind w:left="360" w:hanging="216"/>
       </w:pPr>
       <w:r>
         <w:rPr>
-          <w:sz w:val="18"/>
+          <w:sz w:val="20"/>
         </w:rPr>
         <w:t xml:space="preserve">• </w:t>
       </w:r>
       <w:r>
+        <w:rPr>
+          <w:sz w:val="20"/>
+        </w:rPr>
         <w:t xml:space="preserve">Ollama activo con </w:t>
       </w:r>
       <w:r>
         <w:rPr>
           <w:rFonts w:ascii="Courier New" w:hAnsi="Courier New"/>
-          <w:sz w:val="17"/>
+          <w:sz w:val="16"/>
         </w:rPr>
         <w:t>qwen3:7b</w:t>
       </w:r>
       <w:r>
+        <w:rPr>
+          <w:sz w:val="20"/>
+        </w:rPr>
         <w:t xml:space="preserve"> instalado (Capítulo 12)</w:t>
       </w:r>
     </w:p>
     <w:p>
       <w:pPr>
         <w:pStyle w:val="Endure-ChapterBodyText"/>
-        <w:spacing w:before="20" w:after="20"/>
+        <w:spacing w:before="40" w:after="40"/>
         <w:ind w:left="360" w:hanging="216"/>
       </w:pPr>
       <w:r>
         <w:rPr>
-          <w:sz w:val="18"/>
+          <w:sz w:val="20"/>
         </w:rPr>
         <w:t xml:space="preserve">• </w:t>
       </w:r>
       <w:r>
         <w:rPr>
           <w:rFonts w:ascii="Courier New" w:hAnsi="Courier New"/>
-          <w:sz w:val="17"/>
+          <w:sz w:val="16"/>
         </w:rPr>
         <w:t>ffmpeg</w:t>
       </w:r>
       <w:r>
+        <w:rPr>
+          <w:sz w:val="20"/>
+        </w:rPr>
         <w:t xml:space="preserve"> instalado (</w:t>
       </w:r>
       <w:r>
         <w:rPr>
           <w:rFonts w:ascii="Courier New" w:hAnsi="Courier New"/>
-          <w:sz w:val="17"/>
+          <w:sz w:val="16"/>
         </w:rPr>
         <w:t>sudo apt install -y ffmpeg</w:t>
       </w:r>
       <w:r>
+        <w:rPr>
+          <w:sz w:val="20"/>
+        </w:rPr>
         <w:t>)</w:t>
       </w:r>
     </w:p>
@@ -141,10 +171,12 @@
     <w:p>
       <w:pPr>
         <w:pStyle w:val="Endure-ChapterBodyText"/>
+        <w:spacing w:before="100" w:after="100"/>
       </w:pPr>
       <w:r>
         <w:rPr>
           <w:b/>
+          <w:sz w:val="20"/>
         </w:rPr>
         <w:t>Tiempo de procesamiento estimado por PDF (30 páginas):</w:t>
       </w:r>
@@ -152,82 +184,95 @@
     <w:p>
       <w:pPr>
         <w:pStyle w:val="Endure-ChapterBodyText"/>
-        <w:spacing w:before="20" w:after="20"/>
+        <w:spacing w:before="40" w:after="40"/>
         <w:ind w:left="360" w:hanging="216"/>
       </w:pPr>
       <w:r>
         <w:rPr>
-          <w:sz w:val="18"/>
+          <w:sz w:val="20"/>
         </w:rPr>
         <w:t xml:space="preserve">• </w:t>
       </w:r>
       <w:r>
+        <w:rPr>
+          <w:sz w:val="20"/>
+        </w:rPr>
         <w:t>Extracción de texto: ~5 segundos</w:t>
       </w:r>
     </w:p>
     <w:p>
       <w:pPr>
         <w:pStyle w:val="Endure-ChapterBodyText"/>
-        <w:spacing w:before="20" w:after="20"/>
+        <w:spacing w:before="40" w:after="40"/>
         <w:ind w:left="360" w:hanging="216"/>
       </w:pPr>
       <w:r>
         <w:rPr>
-          <w:sz w:val="18"/>
+          <w:sz w:val="20"/>
         </w:rPr>
         <w:t xml:space="preserve">• </w:t>
       </w:r>
       <w:r>
+        <w:rPr>
+          <w:sz w:val="20"/>
+        </w:rPr>
         <w:t>Generación de guión (LLM): ~8–12 minutos</w:t>
       </w:r>
     </w:p>
     <w:p>
       <w:pPr>
         <w:pStyle w:val="Endure-ChapterBodyText"/>
-        <w:spacing w:before="20" w:after="20"/>
+        <w:spacing w:before="40" w:after="40"/>
         <w:ind w:left="360" w:hanging="216"/>
       </w:pPr>
       <w:r>
         <w:rPr>
-          <w:sz w:val="18"/>
+          <w:sz w:val="20"/>
         </w:rPr>
         <w:t xml:space="preserve">• </w:t>
       </w:r>
       <w:r>
+        <w:rPr>
+          <w:sz w:val="20"/>
+        </w:rPr>
         <w:t>Síntesis de voz: ~10–15 minutos</w:t>
       </w:r>
     </w:p>
     <w:p>
       <w:pPr>
         <w:pStyle w:val="Endure-ChapterBodyText"/>
-        <w:spacing w:before="20" w:after="20"/>
+        <w:spacing w:before="40" w:after="40"/>
         <w:ind w:left="360" w:hanging="216"/>
       </w:pPr>
       <w:r>
         <w:rPr>
-          <w:sz w:val="18"/>
+          <w:sz w:val="20"/>
         </w:rPr>
         <w:t xml:space="preserve">• </w:t>
       </w:r>
       <w:r>
+        <w:rPr>
+          <w:sz w:val="20"/>
+        </w:rPr>
         <w:t>Ensamblaje de audio: ~30 segundos</w:t>
       </w:r>
     </w:p>
     <w:p>
       <w:pPr>
         <w:pStyle w:val="Endure-ChapterBodyText"/>
-        <w:spacing w:before="20" w:after="20"/>
+        <w:spacing w:before="40" w:after="40"/>
         <w:ind w:left="360" w:hanging="216"/>
       </w:pPr>
       <w:r>
         <w:rPr>
-          <w:sz w:val="18"/>
+          <w:sz w:val="20"/>
         </w:rPr>
         <w:t xml:space="preserve">• </w:t>
       </w:r>
       <w:r>
         <w:rPr>
           <w:b/>
+          <w:sz w:val="20"/>
         </w:rPr>
         <w:t>Total: ~20–30 minutos</w:t>
       </w:r>
@@ -240,24 +285,31 @@
     <w:p>
       <w:pPr>
         <w:pStyle w:val="Endure-ChapterBodyText"/>
+        <w:spacing w:before="100" w:after="100"/>
       </w:pPr>
       <w:r>
         <w:rPr>
           <w:b/>
+          <w:sz w:val="20"/>
         </w:rPr>
         <w:t>Modo de energía:</w:t>
       </w:r>
       <w:r>
+        <w:rPr>
+          <w:sz w:val="20"/>
+        </w:rPr>
         <w:t xml:space="preserve"> MAXN durante todo el pipeline (LLM + TTS — velocidad crítica)</w:t>
       </w:r>
     </w:p>
     <w:p>
       <w:pPr>
         <w:pStyle w:val="Endure-ChapterBodyText"/>
+        <w:spacing w:before="100" w:after="100"/>
       </w:pPr>
       <w:r>
         <w:rPr>
           <w:b/>
+          <w:sz w:val="20"/>
         </w:rPr>
         <w:t>Al final de este capítulo tendrá:</w:t>
       </w:r>
@@ -265,48 +317,57 @@
     <w:p>
       <w:pPr>
         <w:pStyle w:val="Endure-ChapterBodyText"/>
-        <w:spacing w:before="20" w:after="20"/>
+        <w:spacing w:before="40" w:after="40"/>
         <w:ind w:left="360" w:hanging="216"/>
       </w:pPr>
       <w:r>
         <w:rPr>
-          <w:sz w:val="18"/>
+          <w:sz w:val="20"/>
         </w:rPr>
         <w:t xml:space="preserve">• </w:t>
       </w:r>
       <w:r>
+        <w:rPr>
+          <w:sz w:val="20"/>
+        </w:rPr>
         <w:t>5 scripts Python que componen el pipeline completo</w:t>
       </w:r>
     </w:p>
     <w:p>
       <w:pPr>
         <w:pStyle w:val="Endure-ChapterBodyText"/>
-        <w:spacing w:before="20" w:after="20"/>
+        <w:spacing w:before="40" w:after="40"/>
         <w:ind w:left="360" w:hanging="216"/>
       </w:pPr>
       <w:r>
         <w:rPr>
-          <w:sz w:val="18"/>
+          <w:sz w:val="20"/>
         </w:rPr>
         <w:t xml:space="preserve">• </w:t>
       </w:r>
       <w:r>
+        <w:rPr>
+          <w:sz w:val="20"/>
+        </w:rPr>
         <w:t>Un orquestador bash que los conecta</w:t>
       </w:r>
     </w:p>
     <w:p>
       <w:pPr>
         <w:pStyle w:val="Endure-ChapterBodyText"/>
-        <w:spacing w:before="20" w:after="20"/>
+        <w:spacing w:before="40" w:after="40"/>
         <w:ind w:left="360" w:hanging="216"/>
       </w:pPr>
       <w:r>
         <w:rPr>
-          <w:sz w:val="18"/>
+          <w:sz w:val="20"/>
         </w:rPr>
         <w:t xml:space="preserve">• </w:t>
       </w:r>
       <w:r>
+        <w:rPr>
+          <w:sz w:val="20"/>
+        </w:rPr>
         <w:t>Un archivo MP3 listo para reproducir</w:t>
       </w:r>
     </w:p>
@@ -320,8 +381,12 @@
         <w:pStyle w:val="Endure-Subhead"/>
         <w:keepNext/>
         <w:spacing w:before="240" w:after="60"/>
+        <w:outlineLvl w:val="1"/>
       </w:pPr>
       <w:r>
+        <w:rPr>
+          <w:sz w:val="24"/>
+        </w:rPr>
         <w:t>19.1 Prerrequisito — Verificación del Sistema</w:t>
       </w:r>
     </w:p>
@@ -338,7 +403,7 @@
         <w:tc>
           <w:tcPr>
             <w:tcW w:type="dxa" w:w="8152"/>
-            <w:shd w:val="clear" w:color="auto" w:fill="F2F2F2"/>
+            <w:shd w:val="clear" w:color="auto" w:fill="EAEAEA"/>
             <w:tcBorders>
               <w:left w:val="thick" w:sz="24" w:color="1A5A6A"/>
             </w:tcBorders>
@@ -376,6 +441,7 @@
             <w:r>
               <w:rPr>
                 <w:rFonts w:ascii="Courier New" w:hAnsi="Courier New"/>
+                <w:i/>
                 <w:color w:val="555555"/>
                 <w:sz w:val="16"/>
               </w:rPr>
@@ -424,6 +490,7 @@
             <w:r>
               <w:rPr>
                 <w:rFonts w:ascii="Courier New" w:hAnsi="Courier New"/>
+                <w:i/>
                 <w:color w:val="555555"/>
                 <w:sz w:val="16"/>
               </w:rPr>
@@ -552,6 +619,7 @@
             <w:r>
               <w:rPr>
                 <w:rFonts w:ascii="Courier New" w:hAnsi="Courier New"/>
+                <w:i/>
                 <w:color w:val="555555"/>
                 <w:sz w:val="16"/>
               </w:rPr>
@@ -568,6 +636,7 @@
             <w:r>
               <w:rPr>
                 <w:rFonts w:ascii="Courier New" w:hAnsi="Courier New"/>
+                <w:i/>
                 <w:color w:val="555555"/>
                 <w:sz w:val="16"/>
               </w:rPr>
@@ -584,6 +653,7 @@
             <w:r>
               <w:rPr>
                 <w:rFonts w:ascii="Courier New" w:hAnsi="Courier New"/>
+                <w:i/>
                 <w:color w:val="555555"/>
                 <w:sz w:val="16"/>
               </w:rPr>
@@ -600,6 +670,7 @@
             <w:r>
               <w:rPr>
                 <w:rFonts w:ascii="Courier New" w:hAnsi="Courier New"/>
+                <w:i/>
                 <w:color w:val="555555"/>
                 <w:sz w:val="16"/>
               </w:rPr>
@@ -616,6 +687,7 @@
             <w:r>
               <w:rPr>
                 <w:rFonts w:ascii="Courier New" w:hAnsi="Courier New"/>
+                <w:i/>
                 <w:color w:val="555555"/>
                 <w:sz w:val="16"/>
               </w:rPr>
@@ -680,6 +752,7 @@
             <w:r>
               <w:rPr>
                 <w:rFonts w:ascii="Courier New" w:hAnsi="Courier New"/>
+                <w:i/>
                 <w:color w:val="555555"/>
                 <w:sz w:val="16"/>
               </w:rPr>
@@ -696,6 +769,7 @@
             <w:r>
               <w:rPr>
                 <w:rFonts w:ascii="Courier New" w:hAnsi="Courier New"/>
+                <w:i/>
                 <w:color w:val="555555"/>
                 <w:sz w:val="16"/>
               </w:rPr>
@@ -728,6 +802,7 @@
             <w:r>
               <w:rPr>
                 <w:rFonts w:ascii="Courier New" w:hAnsi="Courier New"/>
+                <w:i/>
                 <w:color w:val="555555"/>
                 <w:sz w:val="16"/>
               </w:rPr>
@@ -763,8 +838,12 @@
         <w:pStyle w:val="Endure-Subhead"/>
         <w:keepNext/>
         <w:spacing w:before="240" w:after="60"/>
+        <w:outlineLvl w:val="1"/>
       </w:pPr>
       <w:r>
+        <w:rPr>
+          <w:sz w:val="24"/>
+        </w:rPr>
         <w:t>19.2 Estructura del Proyecto</w:t>
       </w:r>
     </w:p>
@@ -781,7 +860,7 @@
         <w:tc>
           <w:tcPr>
             <w:tcW w:type="dxa" w:w="8152"/>
-            <w:shd w:val="clear" w:color="auto" w:fill="F2F2F2"/>
+            <w:shd w:val="clear" w:color="auto" w:fill="EAEAEA"/>
             <w:tcBorders>
               <w:left w:val="thick" w:sz="24" w:color="1A5A6A"/>
             </w:tcBorders>
@@ -862,7 +941,7 @@
         <w:tc>
           <w:tcPr>
             <w:tcW w:type="dxa" w:w="8152"/>
-            <w:shd w:val="clear" w:color="auto" w:fill="F2F2F2"/>
+            <w:shd w:val="clear" w:color="auto" w:fill="EAEAEA"/>
             <w:tcBorders>
               <w:left w:val="thick" w:sz="24" w:color="1A5A6A"/>
             </w:tcBorders>
@@ -883,6 +962,7 @@
             <w:r>
               <w:rPr>
                 <w:rFonts w:ascii="Courier New" w:hAnsi="Courier New"/>
+                <w:i/>
                 <w:color w:val="555555"/>
                 <w:sz w:val="16"/>
               </w:rPr>
@@ -899,6 +979,7 @@
             <w:r>
               <w:rPr>
                 <w:rFonts w:ascii="Courier New" w:hAnsi="Courier New"/>
+                <w:i/>
                 <w:color w:val="555555"/>
                 <w:sz w:val="16"/>
               </w:rPr>
@@ -915,6 +996,7 @@
             <w:r>
               <w:rPr>
                 <w:rFonts w:ascii="Courier New" w:hAnsi="Courier New"/>
+                <w:i/>
                 <w:color w:val="555555"/>
                 <w:sz w:val="16"/>
               </w:rPr>
@@ -931,6 +1013,7 @@
             <w:r>
               <w:rPr>
                 <w:rFonts w:ascii="Courier New" w:hAnsi="Courier New"/>
+                <w:i/>
                 <w:color w:val="555555"/>
                 <w:sz w:val="16"/>
               </w:rPr>
@@ -947,6 +1030,7 @@
             <w:r>
               <w:rPr>
                 <w:rFonts w:ascii="Courier New" w:hAnsi="Courier New"/>
+                <w:i/>
                 <w:color w:val="555555"/>
                 <w:sz w:val="16"/>
               </w:rPr>
@@ -963,6 +1047,7 @@
             <w:r>
               <w:rPr>
                 <w:rFonts w:ascii="Courier New" w:hAnsi="Courier New"/>
+                <w:i/>
                 <w:color w:val="555555"/>
                 <w:sz w:val="16"/>
               </w:rPr>
@@ -979,6 +1064,7 @@
             <w:r>
               <w:rPr>
                 <w:rFonts w:ascii="Courier New" w:hAnsi="Courier New"/>
+                <w:i/>
                 <w:color w:val="555555"/>
                 <w:sz w:val="16"/>
               </w:rPr>
@@ -995,6 +1081,7 @@
             <w:r>
               <w:rPr>
                 <w:rFonts w:ascii="Courier New" w:hAnsi="Courier New"/>
+                <w:i/>
                 <w:color w:val="555555"/>
                 <w:sz w:val="16"/>
               </w:rPr>
@@ -1011,6 +1098,7 @@
             <w:r>
               <w:rPr>
                 <w:rFonts w:ascii="Courier New" w:hAnsi="Courier New"/>
+                <w:i/>
                 <w:color w:val="555555"/>
                 <w:sz w:val="16"/>
               </w:rPr>
@@ -1027,6 +1115,7 @@
             <w:r>
               <w:rPr>
                 <w:rFonts w:ascii="Courier New" w:hAnsi="Courier New"/>
+                <w:i/>
                 <w:color w:val="555555"/>
                 <w:sz w:val="16"/>
               </w:rPr>
@@ -1046,8 +1135,12 @@
         <w:pStyle w:val="Endure-Subhead"/>
         <w:keepNext/>
         <w:spacing w:before="240" w:after="60"/>
+        <w:outlineLvl w:val="1"/>
       </w:pPr>
       <w:r>
+        <w:rPr>
+          <w:sz w:val="24"/>
+        </w:rPr>
         <w:t>19.3 Script 1 — Extracción de Texto del PDF</w:t>
       </w:r>
     </w:p>
@@ -1064,7 +1157,7 @@
         <w:tc>
           <w:tcPr>
             <w:tcW w:type="dxa" w:w="8152"/>
-            <w:shd w:val="clear" w:color="auto" w:fill="F2F2F2"/>
+            <w:shd w:val="clear" w:color="auto" w:fill="EAEAEA"/>
             <w:tcBorders>
               <w:left w:val="thick" w:sz="24" w:color="1A5A6A"/>
             </w:tcBorders>
@@ -1145,7 +1238,7 @@
         <w:tc>
           <w:tcPr>
             <w:tcW w:type="dxa" w:w="8152"/>
-            <w:shd w:val="clear" w:color="auto" w:fill="F2F2F2"/>
+            <w:shd w:val="clear" w:color="auto" w:fill="EAEAEA"/>
             <w:tcBorders>
               <w:left w:val="thick" w:sz="24" w:color="1A5A6A"/>
             </w:tcBorders>
@@ -1166,7 +1259,8 @@
             <w:r>
               <w:rPr>
                 <w:rFonts w:ascii="Courier New" w:hAnsi="Courier New"/>
-                <w:color w:val="1A1A1A"/>
+                <w:i/>
+                <w:color w:val="888888"/>
                 <w:sz w:val="16"/>
               </w:rPr>
               <w:t># scripts/01_extract_text.py</w:t>
@@ -1388,7 +1482,8 @@
             <w:r>
               <w:rPr>
                 <w:rFonts w:ascii="Courier New" w:hAnsi="Courier New"/>
-                <w:color w:val="1A1A1A"/>
+                <w:i/>
+                <w:color w:val="888888"/>
                 <w:sz w:val="16"/>
               </w:rPr>
               <w:t xml:space="preserve">    # Eliminar números de página sueltos</w:t>
@@ -1420,7 +1515,8 @@
             <w:r>
               <w:rPr>
                 <w:rFonts w:ascii="Courier New" w:hAnsi="Courier New"/>
-                <w:color w:val="1A1A1A"/>
+                <w:i/>
+                <w:color w:val="888888"/>
                 <w:sz w:val="16"/>
               </w:rPr>
               <w:t xml:space="preserve">    # Normalizar espacios múltiples</w:t>
@@ -1452,7 +1548,8 @@
             <w:r>
               <w:rPr>
                 <w:rFonts w:ascii="Courier New" w:hAnsi="Courier New"/>
-                <w:color w:val="1A1A1A"/>
+                <w:i/>
+                <w:color w:val="888888"/>
                 <w:sz w:val="16"/>
               </w:rPr>
               <w:t xml:space="preserve">    # Normalizar saltos de línea múltiples</w:t>
@@ -1484,7 +1581,8 @@
             <w:r>
               <w:rPr>
                 <w:rFonts w:ascii="Courier New" w:hAnsi="Courier New"/>
-                <w:color w:val="1A1A1A"/>
+                <w:i/>
+                <w:color w:val="888888"/>
                 <w:sz w:val="16"/>
               </w:rPr>
               <w:t xml:space="preserve">    # Eliminar guiones de separación de sílabas al final de línea</w:t>
@@ -2042,7 +2140,8 @@
             <w:r>
               <w:rPr>
                 <w:rFonts w:ascii="Courier New" w:hAnsi="Courier New"/>
-                <w:color w:val="1A1A1A"/>
+                <w:i/>
+                <w:color w:val="888888"/>
                 <w:sz w:val="16"/>
               </w:rPr>
               <w:t xml:space="preserve">    # Concatenar todo el texto</w:t>
@@ -2138,7 +2237,8 @@
             <w:r>
               <w:rPr>
                 <w:rFonts w:ascii="Courier New" w:hAnsi="Courier New"/>
-                <w:color w:val="1A1A1A"/>
+                <w:i/>
+                <w:color w:val="888888"/>
                 <w:sz w:val="16"/>
               </w:rPr>
               <w:t xml:space="preserve">    # Dividir en chunks</w:t>
@@ -2835,7 +2935,7 @@
         <w:tc>
           <w:tcPr>
             <w:tcW w:type="dxa" w:w="8152"/>
-            <w:shd w:val="clear" w:color="auto" w:fill="F2F2F2"/>
+            <w:shd w:val="clear" w:color="auto" w:fill="EAEAEA"/>
             <w:tcBorders>
               <w:left w:val="thick" w:sz="24" w:color="1A5A6A"/>
             </w:tcBorders>
@@ -2900,7 +3000,7 @@
         <w:tc>
           <w:tcPr>
             <w:tcW w:type="dxa" w:w="8152"/>
-            <w:shd w:val="clear" w:color="auto" w:fill="F2F2F2"/>
+            <w:shd w:val="clear" w:color="auto" w:fill="EAEAEA"/>
             <w:tcBorders>
               <w:left w:val="thick" w:sz="24" w:color="1A5A6A"/>
             </w:tcBorders>
@@ -2938,6 +3038,7 @@
             <w:r>
               <w:rPr>
                 <w:rFonts w:ascii="Courier New" w:hAnsi="Courier New"/>
+                <w:i/>
                 <w:color w:val="555555"/>
                 <w:sz w:val="16"/>
               </w:rPr>
@@ -2954,6 +3055,7 @@
             <w:r>
               <w:rPr>
                 <w:rFonts w:ascii="Courier New" w:hAnsi="Courier New"/>
+                <w:i/>
                 <w:color w:val="555555"/>
                 <w:sz w:val="16"/>
               </w:rPr>
@@ -2970,6 +3072,7 @@
             <w:r>
               <w:rPr>
                 <w:rFonts w:ascii="Courier New" w:hAnsi="Courier New"/>
+                <w:i/>
                 <w:color w:val="555555"/>
                 <w:sz w:val="16"/>
               </w:rPr>
@@ -2986,6 +3089,7 @@
             <w:r>
               <w:rPr>
                 <w:rFonts w:ascii="Courier New" w:hAnsi="Courier New"/>
+                <w:i/>
                 <w:color w:val="555555"/>
                 <w:sz w:val="16"/>
               </w:rPr>
@@ -3002,6 +3106,7 @@
             <w:r>
               <w:rPr>
                 <w:rFonts w:ascii="Courier New" w:hAnsi="Courier New"/>
+                <w:i/>
                 <w:color w:val="555555"/>
                 <w:sz w:val="16"/>
               </w:rPr>
@@ -3018,6 +3123,7 @@
             <w:r>
               <w:rPr>
                 <w:rFonts w:ascii="Courier New" w:hAnsi="Courier New"/>
+                <w:i/>
                 <w:color w:val="555555"/>
                 <w:sz w:val="16"/>
               </w:rPr>
@@ -3049,6 +3155,7 @@
             <w:r>
               <w:rPr>
                 <w:rFonts w:ascii="Courier New" w:hAnsi="Courier New"/>
+                <w:i/>
                 <w:color w:val="555555"/>
                 <w:sz w:val="16"/>
               </w:rPr>
@@ -3068,8 +3175,12 @@
         <w:pStyle w:val="Endure-Subhead"/>
         <w:keepNext/>
         <w:spacing w:before="240" w:after="60"/>
+        <w:outlineLvl w:val="1"/>
       </w:pPr>
       <w:r>
+        <w:rPr>
+          <w:sz w:val="24"/>
+        </w:rPr>
         <w:t>19.4 Script 2 — Generación del Guión con LLM</w:t>
       </w:r>
     </w:p>
@@ -3086,7 +3197,7 @@
         <w:tc>
           <w:tcPr>
             <w:tcW w:type="dxa" w:w="8152"/>
-            <w:shd w:val="clear" w:color="auto" w:fill="F2F2F2"/>
+            <w:shd w:val="clear" w:color="auto" w:fill="EAEAEA"/>
             <w:tcBorders>
               <w:left w:val="thick" w:sz="24" w:color="1A5A6A"/>
             </w:tcBorders>
@@ -3107,7 +3218,8 @@
             <w:r>
               <w:rPr>
                 <w:rFonts w:ascii="Courier New" w:hAnsi="Courier New"/>
-                <w:color w:val="1A1A1A"/>
+                <w:i/>
+                <w:color w:val="888888"/>
                 <w:sz w:val="16"/>
               </w:rPr>
               <w:t># scripts/02_generate_script.py</w:t>
@@ -4074,7 +4186,8 @@
             <w:r>
               <w:rPr>
                 <w:rFonts w:ascii="Courier New" w:hAnsi="Courier New"/>
-                <w:color w:val="1A1A1A"/>
+                <w:i/>
+                <w:color w:val="888888"/>
                 <w:sz w:val="16"/>
               </w:rPr>
               <w:t xml:space="preserve">            # Extraer JSON del contenido</w:t>
@@ -4202,7 +4315,8 @@
             <w:r>
               <w:rPr>
                 <w:rFonts w:ascii="Courier New" w:hAnsi="Courier New"/>
-                <w:color w:val="1A1A1A"/>
+                <w:i/>
+                <w:color w:val="888888"/>
                 <w:sz w:val="16"/>
               </w:rPr>
               <w:t xml:space="preserve">            # Validar estructura</w:t>
@@ -4378,7 +4492,8 @@
             <w:r>
               <w:rPr>
                 <w:rFonts w:ascii="Courier New" w:hAnsi="Courier New"/>
-                <w:color w:val="1A1A1A"/>
+                <w:i/>
+                <w:color w:val="888888"/>
                 <w:sz w:val="16"/>
               </w:rPr>
               <w:t xml:space="preserve">    # Fallback: si el LLM no genera JSON válido, crear diálogo simple</w:t>
@@ -5107,7 +5222,8 @@
             <w:r>
               <w:rPr>
                 <w:rFonts w:ascii="Courier New" w:hAnsi="Courier New"/>
-                <w:color w:val="1A1A1A"/>
+                <w:i/>
+                <w:color w:val="888888"/>
                 <w:sz w:val="16"/>
               </w:rPr>
               <w:t xml:space="preserve">    # Intro</w:t>
@@ -5171,7 +5287,8 @@
             <w:r>
               <w:rPr>
                 <w:rFonts w:ascii="Courier New" w:hAnsi="Courier New"/>
-                <w:color w:val="1A1A1A"/>
+                <w:i/>
+                <w:color w:val="888888"/>
                 <w:sz w:val="16"/>
               </w:rPr>
               <w:t xml:space="preserve">    # Cuerpo del episodio</w:t>
@@ -5331,7 +5448,8 @@
             <w:r>
               <w:rPr>
                 <w:rFonts w:ascii="Courier New" w:hAnsi="Courier New"/>
-                <w:color w:val="1A1A1A"/>
+                <w:i/>
+                <w:color w:val="888888"/>
                 <w:sz w:val="16"/>
               </w:rPr>
               <w:t xml:space="preserve">    # Cierre</w:t>
@@ -5427,7 +5545,8 @@
             <w:r>
               <w:rPr>
                 <w:rFonts w:ascii="Courier New" w:hAnsi="Courier New"/>
-                <w:color w:val="1A1A1A"/>
+                <w:i/>
+                <w:color w:val="888888"/>
                 <w:sz w:val="16"/>
               </w:rPr>
               <w:t xml:space="preserve">    # Estadísticas</w:t>
@@ -5964,7 +6083,7 @@
         <w:tc>
           <w:tcPr>
             <w:tcW w:type="dxa" w:w="8152"/>
-            <w:shd w:val="clear" w:color="auto" w:fill="F2F2F2"/>
+            <w:shd w:val="clear" w:color="auto" w:fill="EAEAEA"/>
             <w:tcBorders>
               <w:left w:val="thick" w:sz="24" w:color="1A5A6A"/>
             </w:tcBorders>
@@ -6029,7 +6148,7 @@
         <w:tc>
           <w:tcPr>
             <w:tcW w:type="dxa" w:w="8152"/>
-            <w:shd w:val="clear" w:color="auto" w:fill="F2F2F2"/>
+            <w:shd w:val="clear" w:color="auto" w:fill="EAEAEA"/>
             <w:tcBorders>
               <w:left w:val="thick" w:sz="24" w:color="1A5A6A"/>
             </w:tcBorders>
@@ -6067,6 +6186,7 @@
             <w:r>
               <w:rPr>
                 <w:rFonts w:ascii="Courier New" w:hAnsi="Courier New"/>
+                <w:i/>
                 <w:color w:val="555555"/>
                 <w:sz w:val="16"/>
               </w:rPr>
@@ -6083,6 +6203,7 @@
             <w:r>
               <w:rPr>
                 <w:rFonts w:ascii="Courier New" w:hAnsi="Courier New"/>
+                <w:i/>
                 <w:color w:val="555555"/>
                 <w:sz w:val="16"/>
               </w:rPr>
@@ -6114,6 +6235,7 @@
             <w:r>
               <w:rPr>
                 <w:rFonts w:ascii="Courier New" w:hAnsi="Courier New"/>
+                <w:i/>
                 <w:color w:val="555555"/>
                 <w:sz w:val="16"/>
               </w:rPr>
@@ -6130,6 +6252,7 @@
             <w:r>
               <w:rPr>
                 <w:rFonts w:ascii="Courier New" w:hAnsi="Courier New"/>
+                <w:i/>
                 <w:color w:val="555555"/>
                 <w:sz w:val="16"/>
               </w:rPr>
@@ -6161,6 +6284,7 @@
             <w:r>
               <w:rPr>
                 <w:rFonts w:ascii="Courier New" w:hAnsi="Courier New"/>
+                <w:i/>
                 <w:color w:val="555555"/>
                 <w:sz w:val="16"/>
               </w:rPr>
@@ -6177,6 +6301,7 @@
             <w:r>
               <w:rPr>
                 <w:rFonts w:ascii="Courier New" w:hAnsi="Courier New"/>
+                <w:i/>
                 <w:color w:val="555555"/>
                 <w:sz w:val="16"/>
               </w:rPr>
@@ -6193,6 +6318,7 @@
             <w:r>
               <w:rPr>
                 <w:rFonts w:ascii="Courier New" w:hAnsi="Courier New"/>
+                <w:i/>
                 <w:color w:val="555555"/>
                 <w:sz w:val="16"/>
               </w:rPr>
@@ -6209,6 +6335,7 @@
             <w:r>
               <w:rPr>
                 <w:rFonts w:ascii="Courier New" w:hAnsi="Courier New"/>
+                <w:i/>
                 <w:color w:val="555555"/>
                 <w:sz w:val="16"/>
               </w:rPr>
@@ -6225,6 +6352,7 @@
             <w:r>
               <w:rPr>
                 <w:rFonts w:ascii="Courier New" w:hAnsi="Courier New"/>
+                <w:i/>
                 <w:color w:val="555555"/>
                 <w:sz w:val="16"/>
               </w:rPr>
@@ -6241,6 +6369,7 @@
             <w:r>
               <w:rPr>
                 <w:rFonts w:ascii="Courier New" w:hAnsi="Courier New"/>
+                <w:i/>
                 <w:color w:val="555555"/>
                 <w:sz w:val="16"/>
               </w:rPr>
@@ -6272,6 +6401,7 @@
             <w:r>
               <w:rPr>
                 <w:rFonts w:ascii="Courier New" w:hAnsi="Courier New"/>
+                <w:i/>
                 <w:color w:val="555555"/>
                 <w:sz w:val="16"/>
               </w:rPr>
@@ -6288,6 +6418,7 @@
             <w:r>
               <w:rPr>
                 <w:rFonts w:ascii="Courier New" w:hAnsi="Courier New"/>
+                <w:i/>
                 <w:color w:val="555555"/>
                 <w:sz w:val="16"/>
               </w:rPr>
@@ -6304,6 +6435,7 @@
             <w:r>
               <w:rPr>
                 <w:rFonts w:ascii="Courier New" w:hAnsi="Courier New"/>
+                <w:i/>
                 <w:color w:val="555555"/>
                 <w:sz w:val="16"/>
               </w:rPr>
@@ -6320,6 +6452,7 @@
             <w:r>
               <w:rPr>
                 <w:rFonts w:ascii="Courier New" w:hAnsi="Courier New"/>
+                <w:i/>
                 <w:color w:val="555555"/>
                 <w:sz w:val="16"/>
               </w:rPr>
@@ -6336,6 +6469,7 @@
             <w:r>
               <w:rPr>
                 <w:rFonts w:ascii="Courier New" w:hAnsi="Courier New"/>
+                <w:i/>
                 <w:color w:val="555555"/>
                 <w:sz w:val="16"/>
               </w:rPr>
@@ -6352,6 +6486,7 @@
             <w:r>
               <w:rPr>
                 <w:rFonts w:ascii="Courier New" w:hAnsi="Courier New"/>
+                <w:i/>
                 <w:color w:val="555555"/>
                 <w:sz w:val="16"/>
               </w:rPr>
@@ -6371,8 +6506,12 @@
         <w:pStyle w:val="Endure-Subhead"/>
         <w:keepNext/>
         <w:spacing w:before="240" w:after="60"/>
+        <w:outlineLvl w:val="1"/>
       </w:pPr>
       <w:r>
+        <w:rPr>
+          <w:sz w:val="24"/>
+        </w:rPr>
         <w:t>19.5 Script 3 — Síntesis de Voz con kokoro-tts</w:t>
       </w:r>
     </w:p>
@@ -6389,7 +6528,7 @@
         <w:tc>
           <w:tcPr>
             <w:tcW w:type="dxa" w:w="8152"/>
-            <w:shd w:val="clear" w:color="auto" w:fill="F2F2F2"/>
+            <w:shd w:val="clear" w:color="auto" w:fill="EAEAEA"/>
             <w:tcBorders>
               <w:left w:val="thick" w:sz="24" w:color="1A5A6A"/>
             </w:tcBorders>
@@ -6410,7 +6549,8 @@
             <w:r>
               <w:rPr>
                 <w:rFonts w:ascii="Courier New" w:hAnsi="Courier New"/>
-                <w:color w:val="1A1A1A"/>
+                <w:i/>
+                <w:color w:val="888888"/>
                 <w:sz w:val="16"/>
               </w:rPr>
               <w:t># scripts/03_synthesize_voices.py</w:t>
@@ -8289,7 +8429,8 @@
             <w:r>
               <w:rPr>
                 <w:rFonts w:ascii="Courier New" w:hAnsi="Courier New"/>
-                <w:color w:val="1A1A1A"/>
+                <w:i/>
+                <w:color w:val="888888"/>
                 <w:sz w:val="16"/>
               </w:rPr>
               <w:t xml:space="preserve">    # Guardar lista de archivos</w:t>
@@ -8578,8 +8719,12 @@
         <w:pStyle w:val="Endure-Subhead"/>
         <w:keepNext/>
         <w:spacing w:before="240" w:after="60"/>
+        <w:outlineLvl w:val="1"/>
       </w:pPr>
       <w:r>
+        <w:rPr>
+          <w:sz w:val="24"/>
+        </w:rPr>
         <w:t>19.6 Script 4 — Ensamblaje Final con ffmpeg</w:t>
       </w:r>
     </w:p>
@@ -8596,7 +8741,7 @@
         <w:tc>
           <w:tcPr>
             <w:tcW w:type="dxa" w:w="8152"/>
-            <w:shd w:val="clear" w:color="auto" w:fill="F2F2F2"/>
+            <w:shd w:val="clear" w:color="auto" w:fill="EAEAEA"/>
             <w:tcBorders>
               <w:left w:val="thick" w:sz="24" w:color="1A5A6A"/>
             </w:tcBorders>
@@ -8617,7 +8762,8 @@
             <w:r>
               <w:rPr>
                 <w:rFonts w:ascii="Courier New" w:hAnsi="Courier New"/>
-                <w:color w:val="1A1A1A"/>
+                <w:i/>
+                <w:color w:val="888888"/>
                 <w:sz w:val="16"/>
               </w:rPr>
               <w:t># scripts/04_assemble_podcast.py</w:t>
@@ -9555,7 +9701,8 @@
             <w:r>
               <w:rPr>
                 <w:rFonts w:ascii="Courier New" w:hAnsi="Courier New"/>
-                <w:color w:val="1A1A1A"/>
+                <w:i/>
+                <w:color w:val="888888"/>
                 <w:sz w:val="16"/>
               </w:rPr>
               <w:t xml:space="preserve">    # Construir lista de concatenación con silencios</w:t>
@@ -9635,7 +9782,8 @@
             <w:r>
               <w:rPr>
                 <w:rFonts w:ascii="Courier New" w:hAnsi="Courier New"/>
-                <w:color w:val="1A1A1A"/>
+                <w:i/>
+                <w:color w:val="888888"/>
                 <w:sz w:val="16"/>
               </w:rPr>
               <w:t xml:space="preserve">        # Determinar el speaker por el nombre del archivo</w:t>
@@ -9699,7 +9847,8 @@
             <w:r>
               <w:rPr>
                 <w:rFonts w:ascii="Courier New" w:hAnsi="Courier New"/>
-                <w:color w:val="1A1A1A"/>
+                <w:i/>
+                <w:color w:val="888888"/>
                 <w:sz w:val="16"/>
               </w:rPr>
               <w:t xml:space="preserve">        # Agregar pausa antes de cada segmento (excepto el primero)</w:t>
@@ -9923,7 +10072,8 @@
             <w:r>
               <w:rPr>
                 <w:rFonts w:ascii="Courier New" w:hAnsi="Courier New"/>
-                <w:color w:val="1A1A1A"/>
+                <w:i/>
+                <w:color w:val="888888"/>
                 <w:sz w:val="16"/>
               </w:rPr>
               <w:t xml:space="preserve">    # Crear archivo de lista para ffmpeg</w:t>
@@ -10019,7 +10169,8 @@
             <w:r>
               <w:rPr>
                 <w:rFonts w:ascii="Courier New" w:hAnsi="Courier New"/>
-                <w:color w:val="1A1A1A"/>
+                <w:i/>
+                <w:color w:val="888888"/>
                 <w:sz w:val="16"/>
               </w:rPr>
               <w:t xml:space="preserve">    # Concatenar con ffmpeg</w:t>
@@ -10195,7 +10346,8 @@
             <w:r>
               <w:rPr>
                 <w:rFonts w:ascii="Courier New" w:hAnsi="Courier New"/>
-                <w:color w:val="1A1A1A"/>
+                <w:i/>
+                <w:color w:val="888888"/>
                 <w:sz w:val="16"/>
               </w:rPr>
               <w:t xml:space="preserve">    # Convertir a MP3 con metadatos</w:t>
@@ -10403,7 +10555,8 @@
             <w:r>
               <w:rPr>
                 <w:rFonts w:ascii="Courier New" w:hAnsi="Courier New"/>
-                <w:color w:val="1A1A1A"/>
+                <w:i/>
+                <w:color w:val="888888"/>
                 <w:sz w:val="16"/>
               </w:rPr>
               <w:t xml:space="preserve">    # Obtener duración final</w:t>
@@ -10740,8 +10893,12 @@
         <w:pStyle w:val="Endure-Subhead"/>
         <w:keepNext/>
         <w:spacing w:before="240" w:after="60"/>
+        <w:outlineLvl w:val="1"/>
       </w:pPr>
       <w:r>
+        <w:rPr>
+          <w:sz w:val="24"/>
+        </w:rPr>
         <w:t>19.7 Orquestador Completo</w:t>
       </w:r>
     </w:p>
@@ -10758,7 +10915,7 @@
         <w:tc>
           <w:tcPr>
             <w:tcW w:type="dxa" w:w="8152"/>
-            <w:shd w:val="clear" w:color="auto" w:fill="F2F2F2"/>
+            <w:shd w:val="clear" w:color="auto" w:fill="EAEAEA"/>
             <w:tcBorders>
               <w:left w:val="thick" w:sz="24" w:color="1A5A6A"/>
             </w:tcBorders>
@@ -10828,6 +10985,7 @@
             <w:r>
               <w:rPr>
                 <w:rFonts w:ascii="Courier New" w:hAnsi="Courier New"/>
+                <w:i/>
                 <w:color w:val="555555"/>
                 <w:sz w:val="16"/>
               </w:rPr>
@@ -10859,7 +11017,7 @@
             <w:r>
               <w:rPr>
                 <w:rFonts w:ascii="Courier New" w:hAnsi="Courier New"/>
-                <w:color w:val="555555"/>
+                <w:color w:val="1A1A1A"/>
                 <w:sz w:val="16"/>
               </w:rPr>
               <w:t>SCRIPT_DIR="$(cd "$(dirname "${BASH_SOURCE[0]}")" &amp;&amp; pwd)"</w:t>
@@ -10875,7 +11033,7 @@
             <w:r>
               <w:rPr>
                 <w:rFonts w:ascii="Courier New" w:hAnsi="Courier New"/>
-                <w:color w:val="555555"/>
+                <w:color w:val="1A1A1A"/>
                 <w:sz w:val="16"/>
               </w:rPr>
               <w:t>INPUT_PDF="${1:-}"</w:t>
@@ -10891,7 +11049,7 @@
             <w:r>
               <w:rPr>
                 <w:rFonts w:ascii="Courier New" w:hAnsi="Courier New"/>
-                <w:color w:val="555555"/>
+                <w:color w:val="1A1A1A"/>
                 <w:sz w:val="16"/>
               </w:rPr>
               <w:t>OUTPUT_DIR="${2:-$SCRIPT_DIR/output}"</w:t>
@@ -10939,6 +11097,7 @@
             <w:r>
               <w:rPr>
                 <w:rFonts w:ascii="Courier New" w:hAnsi="Courier New"/>
+                <w:i/>
                 <w:color w:val="555555"/>
                 <w:sz w:val="16"/>
               </w:rPr>
@@ -10987,6 +11146,7 @@
             <w:r>
               <w:rPr>
                 <w:rFonts w:ascii="Courier New" w:hAnsi="Courier New"/>
+                <w:i/>
                 <w:color w:val="555555"/>
                 <w:sz w:val="16"/>
               </w:rPr>
@@ -11003,6 +11163,7 @@
             <w:r>
               <w:rPr>
                 <w:rFonts w:ascii="Courier New" w:hAnsi="Courier New"/>
+                <w:i/>
                 <w:color w:val="555555"/>
                 <w:sz w:val="16"/>
               </w:rPr>
@@ -11034,6 +11195,7 @@
             <w:r>
               <w:rPr>
                 <w:rFonts w:ascii="Courier New" w:hAnsi="Courier New"/>
+                <w:i/>
                 <w:color w:val="555555"/>
                 <w:sz w:val="16"/>
               </w:rPr>
@@ -11066,6 +11228,7 @@
             <w:r>
               <w:rPr>
                 <w:rFonts w:ascii="Courier New" w:hAnsi="Courier New"/>
+                <w:i/>
                 <w:color w:val="555555"/>
                 <w:sz w:val="16"/>
               </w:rPr>
@@ -11082,6 +11245,7 @@
             <w:r>
               <w:rPr>
                 <w:rFonts w:ascii="Courier New" w:hAnsi="Courier New"/>
+                <w:i/>
                 <w:color w:val="555555"/>
                 <w:sz w:val="16"/>
               </w:rPr>
@@ -11113,7 +11277,7 @@
             <w:r>
               <w:rPr>
                 <w:rFonts w:ascii="Courier New" w:hAnsi="Courier New"/>
-                <w:color w:val="555555"/>
+                <w:color w:val="1A1A1A"/>
                 <w:sz w:val="16"/>
               </w:rPr>
               <w:t>TITULO=$(basename "$INPUT_PDF" .pdf)</w:t>
@@ -11129,7 +11293,7 @@
             <w:r>
               <w:rPr>
                 <w:rFonts w:ascii="Courier New" w:hAnsi="Courier New"/>
-                <w:color w:val="555555"/>
+                <w:color w:val="1A1A1A"/>
                 <w:sz w:val="16"/>
               </w:rPr>
               <w:t>TMP_DIR="$SCRIPT_DIR/tmp/${TITULO}_$(date +%Y%m%d_%H%M%S)"</w:t>
@@ -11145,6 +11309,7 @@
             <w:r>
               <w:rPr>
                 <w:rFonts w:ascii="Courier New" w:hAnsi="Courier New"/>
+                <w:i/>
                 <w:color w:val="555555"/>
                 <w:sz w:val="16"/>
               </w:rPr>
@@ -11352,6 +11517,7 @@
             <w:r>
               <w:rPr>
                 <w:rFonts w:ascii="Courier New" w:hAnsi="Courier New"/>
+                <w:i/>
                 <w:color w:val="555555"/>
                 <w:sz w:val="16"/>
               </w:rPr>
@@ -11400,6 +11566,7 @@
             <w:r>
               <w:rPr>
                 <w:rFonts w:ascii="Courier New" w:hAnsi="Courier New"/>
+                <w:i/>
                 <w:color w:val="555555"/>
                 <w:sz w:val="16"/>
               </w:rPr>
@@ -11448,6 +11615,7 @@
             <w:r>
               <w:rPr>
                 <w:rFonts w:ascii="Courier New" w:hAnsi="Courier New"/>
+                <w:i/>
                 <w:color w:val="555555"/>
                 <w:sz w:val="16"/>
               </w:rPr>
@@ -11464,6 +11632,7 @@
             <w:r>
               <w:rPr>
                 <w:rFonts w:ascii="Courier New" w:hAnsi="Courier New"/>
+                <w:i/>
                 <w:color w:val="555555"/>
                 <w:sz w:val="16"/>
               </w:rPr>
@@ -11512,6 +11681,7 @@
             <w:r>
               <w:rPr>
                 <w:rFonts w:ascii="Courier New" w:hAnsi="Courier New"/>
+                <w:i/>
                 <w:color w:val="555555"/>
                 <w:sz w:val="16"/>
               </w:rPr>
@@ -11560,6 +11730,7 @@
             <w:r>
               <w:rPr>
                 <w:rFonts w:ascii="Courier New" w:hAnsi="Courier New"/>
+                <w:i/>
                 <w:color w:val="555555"/>
                 <w:sz w:val="16"/>
               </w:rPr>
@@ -11576,6 +11747,7 @@
             <w:r>
               <w:rPr>
                 <w:rFonts w:ascii="Courier New" w:hAnsi="Courier New"/>
+                <w:i/>
                 <w:color w:val="555555"/>
                 <w:sz w:val="16"/>
               </w:rPr>
@@ -11592,6 +11764,7 @@
             <w:r>
               <w:rPr>
                 <w:rFonts w:ascii="Courier New" w:hAnsi="Courier New"/>
+                <w:i/>
                 <w:color w:val="555555"/>
                 <w:sz w:val="16"/>
               </w:rPr>
@@ -11608,6 +11781,7 @@
             <w:r>
               <w:rPr>
                 <w:rFonts w:ascii="Courier New" w:hAnsi="Courier New"/>
+                <w:i/>
                 <w:color w:val="555555"/>
                 <w:sz w:val="16"/>
               </w:rPr>
@@ -11624,6 +11798,7 @@
             <w:r>
               <w:rPr>
                 <w:rFonts w:ascii="Courier New" w:hAnsi="Courier New"/>
+                <w:i/>
                 <w:color w:val="555555"/>
                 <w:sz w:val="16"/>
               </w:rPr>
@@ -11672,6 +11847,7 @@
             <w:r>
               <w:rPr>
                 <w:rFonts w:ascii="Courier New" w:hAnsi="Courier New"/>
+                <w:i/>
                 <w:color w:val="555555"/>
                 <w:sz w:val="16"/>
               </w:rPr>
@@ -11688,6 +11864,7 @@
             <w:r>
               <w:rPr>
                 <w:rFonts w:ascii="Courier New" w:hAnsi="Courier New"/>
+                <w:i/>
                 <w:color w:val="555555"/>
                 <w:sz w:val="16"/>
               </w:rPr>
@@ -11720,6 +11897,7 @@
             <w:r>
               <w:rPr>
                 <w:rFonts w:ascii="Courier New" w:hAnsi="Courier New"/>
+                <w:i/>
                 <w:color w:val="555555"/>
                 <w:sz w:val="16"/>
               </w:rPr>
@@ -11752,6 +11930,7 @@
             <w:r>
               <w:rPr>
                 <w:rFonts w:ascii="Courier New" w:hAnsi="Courier New"/>
+                <w:i/>
                 <w:color w:val="555555"/>
                 <w:sz w:val="16"/>
               </w:rPr>
@@ -11880,57 +12059,59 @@
             <w:r>
               <w:rPr>
                 <w:rFonts w:ascii="Courier New" w:hAnsi="Courier New"/>
+                <w:color w:val="1A1A1A"/>
+                <w:sz w:val="16"/>
+              </w:rPr>
+              <w:t>TIEMPO_INICIO=$(date +%s)</w:t>
+            </w:r>
+          </w:p>
+          <w:p>
+            <w:pPr>
+              <w:spacing w:before="0" w:after="0"/>
+              <w:jc w:val="left"/>
+              <w:keepLines/>
+              <w:keepNext/>
+            </w:pPr>
+            <w:r>
+              <w:rPr>
+                <w:rFonts w:ascii="Courier New" w:hAnsi="Courier New"/>
+                <w:color w:val="1A1A1A"/>
+                <w:sz w:val="16"/>
+              </w:rPr>
+              <w:t>python "$SCRIPT_DIR/scripts/01_extract_text.py" \</w:t>
+            </w:r>
+          </w:p>
+          <w:p>
+            <w:pPr>
+              <w:spacing w:before="0" w:after="0"/>
+              <w:jc w:val="left"/>
+              <w:keepLines/>
+              <w:keepNext/>
+            </w:pPr>
+            <w:r>
+              <w:rPr>
+                <w:rFonts w:ascii="Courier New" w:hAnsi="Courier New"/>
+                <w:i/>
                 <w:color w:val="555555"/>
                 <w:sz w:val="16"/>
               </w:rPr>
-              <w:t>TIEMPO_INICIO=$(date +%s)</w:t>
-            </w:r>
-          </w:p>
-          <w:p>
-            <w:pPr>
-              <w:spacing w:before="0" w:after="0"/>
-              <w:jc w:val="left"/>
-              <w:keepLines/>
-              <w:keepNext/>
-            </w:pPr>
-            <w:r>
-              <w:rPr>
-                <w:rFonts w:ascii="Courier New" w:hAnsi="Courier New"/>
-                <w:color w:val="1A1A1A"/>
-                <w:sz w:val="16"/>
-              </w:rPr>
-              <w:t>python "$SCRIPT_DIR/scripts/01_extract_text.py" \</w:t>
-            </w:r>
-          </w:p>
-          <w:p>
-            <w:pPr>
-              <w:spacing w:before="0" w:after="0"/>
-              <w:jc w:val="left"/>
-              <w:keepLines/>
-              <w:keepNext/>
-            </w:pPr>
-            <w:r>
-              <w:rPr>
-                <w:rFonts w:ascii="Courier New" w:hAnsi="Courier New"/>
+              <w:t xml:space="preserve">  "$INPUT_PDF" \</w:t>
+            </w:r>
+          </w:p>
+          <w:p>
+            <w:pPr>
+              <w:spacing w:before="0" w:after="0"/>
+              <w:jc w:val="left"/>
+              <w:keepLines/>
+              <w:keepNext/>
+            </w:pPr>
+            <w:r>
+              <w:rPr>
+                <w:rFonts w:ascii="Courier New" w:hAnsi="Courier New"/>
+                <w:i/>
                 <w:color w:val="555555"/>
                 <w:sz w:val="16"/>
               </w:rPr>
-              <w:t xml:space="preserve">  "$INPUT_PDF" \</w:t>
-            </w:r>
-          </w:p>
-          <w:p>
-            <w:pPr>
-              <w:spacing w:before="0" w:after="0"/>
-              <w:jc w:val="left"/>
-              <w:keepLines/>
-              <w:keepNext/>
-            </w:pPr>
-            <w:r>
-              <w:rPr>
-                <w:rFonts w:ascii="Courier New" w:hAnsi="Courier New"/>
-                <w:color w:val="555555"/>
-                <w:sz w:val="16"/>
-              </w:rPr>
               <w:t xml:space="preserve">  "$TMP_DIR/extracted.json"</w:t>
             </w:r>
           </w:p>
@@ -11944,6 +12125,7 @@
             <w:r>
               <w:rPr>
                 <w:rFonts w:ascii="Courier New" w:hAnsi="Courier New"/>
+                <w:i/>
                 <w:color w:val="555555"/>
                 <w:sz w:val="16"/>
               </w:rPr>
@@ -12040,57 +12222,59 @@
             <w:r>
               <w:rPr>
                 <w:rFonts w:ascii="Courier New" w:hAnsi="Courier New"/>
+                <w:color w:val="1A1A1A"/>
+                <w:sz w:val="16"/>
+              </w:rPr>
+              <w:t>TIEMPO_INICIO=$(date +%s)</w:t>
+            </w:r>
+          </w:p>
+          <w:p>
+            <w:pPr>
+              <w:spacing w:before="0" w:after="0"/>
+              <w:jc w:val="left"/>
+              <w:keepLines/>
+              <w:keepNext/>
+            </w:pPr>
+            <w:r>
+              <w:rPr>
+                <w:rFonts w:ascii="Courier New" w:hAnsi="Courier New"/>
+                <w:color w:val="1A1A1A"/>
+                <w:sz w:val="16"/>
+              </w:rPr>
+              <w:t>python "$SCRIPT_DIR/scripts/02_generate_script.py" \</w:t>
+            </w:r>
+          </w:p>
+          <w:p>
+            <w:pPr>
+              <w:spacing w:before="0" w:after="0"/>
+              <w:jc w:val="left"/>
+              <w:keepLines/>
+              <w:keepNext/>
+            </w:pPr>
+            <w:r>
+              <w:rPr>
+                <w:rFonts w:ascii="Courier New" w:hAnsi="Courier New"/>
+                <w:i/>
                 <w:color w:val="555555"/>
                 <w:sz w:val="16"/>
               </w:rPr>
-              <w:t>TIEMPO_INICIO=$(date +%s)</w:t>
-            </w:r>
-          </w:p>
-          <w:p>
-            <w:pPr>
-              <w:spacing w:before="0" w:after="0"/>
-              <w:jc w:val="left"/>
-              <w:keepLines/>
-              <w:keepNext/>
-            </w:pPr>
-            <w:r>
-              <w:rPr>
-                <w:rFonts w:ascii="Courier New" w:hAnsi="Courier New"/>
-                <w:color w:val="1A1A1A"/>
-                <w:sz w:val="16"/>
-              </w:rPr>
-              <w:t>python "$SCRIPT_DIR/scripts/02_generate_script.py" \</w:t>
-            </w:r>
-          </w:p>
-          <w:p>
-            <w:pPr>
-              <w:spacing w:before="0" w:after="0"/>
-              <w:jc w:val="left"/>
-              <w:keepLines/>
-              <w:keepNext/>
-            </w:pPr>
-            <w:r>
-              <w:rPr>
-                <w:rFonts w:ascii="Courier New" w:hAnsi="Courier New"/>
+              <w:t xml:space="preserve">  "$TMP_DIR/extracted.json" \</w:t>
+            </w:r>
+          </w:p>
+          <w:p>
+            <w:pPr>
+              <w:spacing w:before="0" w:after="0"/>
+              <w:jc w:val="left"/>
+              <w:keepLines/>
+              <w:keepNext/>
+            </w:pPr>
+            <w:r>
+              <w:rPr>
+                <w:rFonts w:ascii="Courier New" w:hAnsi="Courier New"/>
+                <w:i/>
                 <w:color w:val="555555"/>
                 <w:sz w:val="16"/>
               </w:rPr>
-              <w:t xml:space="preserve">  "$TMP_DIR/extracted.json" \</w:t>
-            </w:r>
-          </w:p>
-          <w:p>
-            <w:pPr>
-              <w:spacing w:before="0" w:after="0"/>
-              <w:jc w:val="left"/>
-              <w:keepLines/>
-              <w:keepNext/>
-            </w:pPr>
-            <w:r>
-              <w:rPr>
-                <w:rFonts w:ascii="Courier New" w:hAnsi="Courier New"/>
-                <w:color w:val="555555"/>
-                <w:sz w:val="16"/>
-              </w:rPr>
               <w:t xml:space="preserve">  "$TMP_DIR/script.json"</w:t>
             </w:r>
           </w:p>
@@ -12104,6 +12288,7 @@
             <w:r>
               <w:rPr>
                 <w:rFonts w:ascii="Courier New" w:hAnsi="Courier New"/>
+                <w:i/>
                 <w:color w:val="555555"/>
                 <w:sz w:val="16"/>
               </w:rPr>
@@ -12200,57 +12385,59 @@
             <w:r>
               <w:rPr>
                 <w:rFonts w:ascii="Courier New" w:hAnsi="Courier New"/>
+                <w:color w:val="1A1A1A"/>
+                <w:sz w:val="16"/>
+              </w:rPr>
+              <w:t>TIEMPO_INICIO=$(date +%s)</w:t>
+            </w:r>
+          </w:p>
+          <w:p>
+            <w:pPr>
+              <w:spacing w:before="0" w:after="0"/>
+              <w:jc w:val="left"/>
+              <w:keepLines/>
+              <w:keepNext/>
+            </w:pPr>
+            <w:r>
+              <w:rPr>
+                <w:rFonts w:ascii="Courier New" w:hAnsi="Courier New"/>
+                <w:color w:val="1A1A1A"/>
+                <w:sz w:val="16"/>
+              </w:rPr>
+              <w:t>python "$SCRIPT_DIR/scripts/03_synthesize_voices.py" \</w:t>
+            </w:r>
+          </w:p>
+          <w:p>
+            <w:pPr>
+              <w:spacing w:before="0" w:after="0"/>
+              <w:jc w:val="left"/>
+              <w:keepLines/>
+              <w:keepNext/>
+            </w:pPr>
+            <w:r>
+              <w:rPr>
+                <w:rFonts w:ascii="Courier New" w:hAnsi="Courier New"/>
+                <w:i/>
                 <w:color w:val="555555"/>
                 <w:sz w:val="16"/>
               </w:rPr>
-              <w:t>TIEMPO_INICIO=$(date +%s)</w:t>
-            </w:r>
-          </w:p>
-          <w:p>
-            <w:pPr>
-              <w:spacing w:before="0" w:after="0"/>
-              <w:jc w:val="left"/>
-              <w:keepLines/>
-              <w:keepNext/>
-            </w:pPr>
-            <w:r>
-              <w:rPr>
-                <w:rFonts w:ascii="Courier New" w:hAnsi="Courier New"/>
-                <w:color w:val="1A1A1A"/>
-                <w:sz w:val="16"/>
-              </w:rPr>
-              <w:t>python "$SCRIPT_DIR/scripts/03_synthesize_voices.py" \</w:t>
-            </w:r>
-          </w:p>
-          <w:p>
-            <w:pPr>
-              <w:spacing w:before="0" w:after="0"/>
-              <w:jc w:val="left"/>
-              <w:keepLines/>
-              <w:keepNext/>
-            </w:pPr>
-            <w:r>
-              <w:rPr>
-                <w:rFonts w:ascii="Courier New" w:hAnsi="Courier New"/>
+              <w:t xml:space="preserve">  "$TMP_DIR/script.json" \</w:t>
+            </w:r>
+          </w:p>
+          <w:p>
+            <w:pPr>
+              <w:spacing w:before="0" w:after="0"/>
+              <w:jc w:val="left"/>
+              <w:keepLines/>
+              <w:keepNext/>
+            </w:pPr>
+            <w:r>
+              <w:rPr>
+                <w:rFonts w:ascii="Courier New" w:hAnsi="Courier New"/>
+                <w:i/>
                 <w:color w:val="555555"/>
                 <w:sz w:val="16"/>
               </w:rPr>
-              <w:t xml:space="preserve">  "$TMP_DIR/script.json" \</w:t>
-            </w:r>
-          </w:p>
-          <w:p>
-            <w:pPr>
-              <w:spacing w:before="0" w:after="0"/>
-              <w:jc w:val="left"/>
-              <w:keepLines/>
-              <w:keepNext/>
-            </w:pPr>
-            <w:r>
-              <w:rPr>
-                <w:rFonts w:ascii="Courier New" w:hAnsi="Courier New"/>
-                <w:color w:val="555555"/>
-                <w:sz w:val="16"/>
-              </w:rPr>
               <w:t xml:space="preserve">  "$TMP_DIR"</w:t>
             </w:r>
           </w:p>
@@ -12264,6 +12451,7 @@
             <w:r>
               <w:rPr>
                 <w:rFonts w:ascii="Courier New" w:hAnsi="Courier New"/>
+                <w:i/>
                 <w:color w:val="555555"/>
                 <w:sz w:val="16"/>
               </w:rPr>
@@ -12360,73 +12548,76 @@
             <w:r>
               <w:rPr>
                 <w:rFonts w:ascii="Courier New" w:hAnsi="Courier New"/>
+                <w:color w:val="1A1A1A"/>
+                <w:sz w:val="16"/>
+              </w:rPr>
+              <w:t>TIEMPO_INICIO=$(date +%s)</w:t>
+            </w:r>
+          </w:p>
+          <w:p>
+            <w:pPr>
+              <w:spacing w:before="0" w:after="0"/>
+              <w:jc w:val="left"/>
+              <w:keepLines/>
+              <w:keepNext/>
+            </w:pPr>
+            <w:r>
+              <w:rPr>
+                <w:rFonts w:ascii="Courier New" w:hAnsi="Courier New"/>
+                <w:color w:val="1A1A1A"/>
+                <w:sz w:val="16"/>
+              </w:rPr>
+              <w:t>python "$SCRIPT_DIR/scripts/04_assemble_podcast.py" \</w:t>
+            </w:r>
+          </w:p>
+          <w:p>
+            <w:pPr>
+              <w:spacing w:before="0" w:after="0"/>
+              <w:jc w:val="left"/>
+              <w:keepLines/>
+              <w:keepNext/>
+            </w:pPr>
+            <w:r>
+              <w:rPr>
+                <w:rFonts w:ascii="Courier New" w:hAnsi="Courier New"/>
+                <w:i/>
                 <w:color w:val="555555"/>
                 <w:sz w:val="16"/>
               </w:rPr>
-              <w:t>TIEMPO_INICIO=$(date +%s)</w:t>
-            </w:r>
-          </w:p>
-          <w:p>
-            <w:pPr>
-              <w:spacing w:before="0" w:after="0"/>
-              <w:jc w:val="left"/>
-              <w:keepLines/>
-              <w:keepNext/>
-            </w:pPr>
-            <w:r>
-              <w:rPr>
-                <w:rFonts w:ascii="Courier New" w:hAnsi="Courier New"/>
-                <w:color w:val="1A1A1A"/>
-                <w:sz w:val="16"/>
-              </w:rPr>
-              <w:t>python "$SCRIPT_DIR/scripts/04_assemble_podcast.py" \</w:t>
-            </w:r>
-          </w:p>
-          <w:p>
-            <w:pPr>
-              <w:spacing w:before="0" w:after="0"/>
-              <w:jc w:val="left"/>
-              <w:keepLines/>
-              <w:keepNext/>
-            </w:pPr>
-            <w:r>
-              <w:rPr>
-                <w:rFonts w:ascii="Courier New" w:hAnsi="Courier New"/>
+              <w:t xml:space="preserve">  "$TMP_DIR" \</w:t>
+            </w:r>
+          </w:p>
+          <w:p>
+            <w:pPr>
+              <w:spacing w:before="0" w:after="0"/>
+              <w:jc w:val="left"/>
+              <w:keepLines/>
+              <w:keepNext/>
+            </w:pPr>
+            <w:r>
+              <w:rPr>
+                <w:rFonts w:ascii="Courier New" w:hAnsi="Courier New"/>
+                <w:i/>
                 <w:color w:val="555555"/>
                 <w:sz w:val="16"/>
               </w:rPr>
-              <w:t xml:space="preserve">  "$TMP_DIR" \</w:t>
-            </w:r>
-          </w:p>
-          <w:p>
-            <w:pPr>
-              <w:spacing w:before="0" w:after="0"/>
-              <w:jc w:val="left"/>
-              <w:keepLines/>
-              <w:keepNext/>
-            </w:pPr>
-            <w:r>
-              <w:rPr>
-                <w:rFonts w:ascii="Courier New" w:hAnsi="Courier New"/>
+              <w:t xml:space="preserve">  "$SALIDA_MP3" \</w:t>
+            </w:r>
+          </w:p>
+          <w:p>
+            <w:pPr>
+              <w:spacing w:before="0" w:after="0"/>
+              <w:jc w:val="left"/>
+              <w:keepLines/>
+              <w:keepNext/>
+            </w:pPr>
+            <w:r>
+              <w:rPr>
+                <w:rFonts w:ascii="Courier New" w:hAnsi="Courier New"/>
+                <w:i/>
                 <w:color w:val="555555"/>
                 <w:sz w:val="16"/>
               </w:rPr>
-              <w:t xml:space="preserve">  "$SALIDA_MP3" \</w:t>
-            </w:r>
-          </w:p>
-          <w:p>
-            <w:pPr>
-              <w:spacing w:before="0" w:after="0"/>
-              <w:jc w:val="left"/>
-              <w:keepLines/>
-              <w:keepNext/>
-            </w:pPr>
-            <w:r>
-              <w:rPr>
-                <w:rFonts w:ascii="Courier New" w:hAnsi="Courier New"/>
-                <w:color w:val="555555"/>
-                <w:sz w:val="16"/>
-              </w:rPr>
               <w:t xml:space="preserve">  "$TITULO"</w:t>
             </w:r>
           </w:p>
@@ -12440,6 +12631,7 @@
             <w:r>
               <w:rPr>
                 <w:rFonts w:ascii="Courier New" w:hAnsi="Courier New"/>
+                <w:i/>
                 <w:color w:val="555555"/>
                 <w:sz w:val="16"/>
               </w:rPr>
@@ -12504,7 +12696,7 @@
             <w:r>
               <w:rPr>
                 <w:rFonts w:ascii="Courier New" w:hAnsi="Courier New"/>
-                <w:color w:val="555555"/>
+                <w:color w:val="1A1A1A"/>
                 <w:sz w:val="16"/>
               </w:rPr>
               <w:t>TIEMPO_TOTAL=$(( TIEMPO_1 + TIEMPO_2 + TIEMPO_3 + TIEMPO_4 ))</w:t>
@@ -12648,6 +12840,7 @@
             <w:r>
               <w:rPr>
                 <w:rFonts w:ascii="Courier New" w:hAnsi="Courier New"/>
+                <w:i/>
                 <w:color w:val="555555"/>
                 <w:sz w:val="16"/>
               </w:rPr>
@@ -12712,6 +12905,7 @@
             <w:r>
               <w:rPr>
                 <w:rFonts w:ascii="Courier New" w:hAnsi="Courier New"/>
+                <w:i/>
                 <w:color w:val="555555"/>
                 <w:sz w:val="16"/>
               </w:rPr>
@@ -12739,7 +12933,7 @@
         <w:tc>
           <w:tcPr>
             <w:tcW w:type="dxa" w:w="8152"/>
-            <w:shd w:val="clear" w:color="auto" w:fill="F2F2F2"/>
+            <w:shd w:val="clear" w:color="auto" w:fill="EAEAEA"/>
             <w:tcBorders>
               <w:left w:val="thick" w:sz="24" w:color="1A5A6A"/>
             </w:tcBorders>
@@ -12852,7 +13046,7 @@
         <w:tc>
           <w:tcPr>
             <w:tcW w:type="dxa" w:w="8152"/>
-            <w:shd w:val="clear" w:color="auto" w:fill="F2F2F2"/>
+            <w:shd w:val="clear" w:color="auto" w:fill="EAEAEA"/>
             <w:tcBorders>
               <w:left w:val="thick" w:sz="24" w:color="1A5A6A"/>
             </w:tcBorders>
@@ -12941,8 +13135,12 @@
         <w:pStyle w:val="Endure-Subhead"/>
         <w:keepNext/>
         <w:spacing w:before="240" w:after="60"/>
+        <w:outlineLvl w:val="1"/>
       </w:pPr>
       <w:r>
+        <w:rPr>
+          <w:sz w:val="24"/>
+        </w:rPr>
         <w:t>19.8 Limpieza Post-Pipeline</w:t>
       </w:r>
     </w:p>
@@ -12959,7 +13157,7 @@
         <w:tc>
           <w:tcPr>
             <w:tcW w:type="dxa" w:w="8152"/>
-            <w:shd w:val="clear" w:color="auto" w:fill="F2F2F2"/>
+            <w:shd w:val="clear" w:color="auto" w:fill="EAEAEA"/>
             <w:tcBorders>
               <w:left w:val="thick" w:sz="24" w:color="1A5A6A"/>
             </w:tcBorders>
@@ -13174,6 +13372,7 @@
             <w:r>
               <w:rPr>
                 <w:rFonts w:ascii="Courier New" w:hAnsi="Courier New"/>
+                <w:i/>
                 <w:color w:val="555555"/>
                 <w:sz w:val="16"/>
               </w:rPr>
@@ -13222,6 +13421,7 @@
             <w:r>
               <w:rPr>
                 <w:rFonts w:ascii="Courier New" w:hAnsi="Courier New"/>
+                <w:i/>
                 <w:color w:val="555555"/>
                 <w:sz w:val="16"/>
               </w:rPr>
@@ -13272,8 +13472,12 @@
         <w:pStyle w:val="Endure-Subhead"/>
         <w:keepNext/>
         <w:spacing w:before="240" w:after="60"/>
+        <w:outlineLvl w:val="1"/>
       </w:pPr>
       <w:r>
+        <w:rPr>
+          <w:sz w:val="24"/>
+        </w:rPr>
         <w:t>19.9 Verificación Final del Capítulo</w:t>
       </w:r>
     </w:p>
@@ -13290,7 +13494,7 @@
         <w:tc>
           <w:tcPr>
             <w:tcW w:type="dxa" w:w="8152"/>
-            <w:shd w:val="clear" w:color="auto" w:fill="F2F2F2"/>
+            <w:shd w:val="clear" w:color="auto" w:fill="EAEAEA"/>
             <w:tcBorders>
               <w:left w:val="thick" w:sz="24" w:color="1A5A6A"/>
             </w:tcBorders>
@@ -13470,6 +13674,7 @@
             <w:r>
               <w:rPr>
                 <w:rFonts w:ascii="Courier New" w:hAnsi="Courier New"/>
+                <w:i/>
                 <w:color w:val="555555"/>
                 <w:sz w:val="16"/>
               </w:rPr>
@@ -13486,6 +13691,7 @@
             <w:r>
               <w:rPr>
                 <w:rFonts w:ascii="Courier New" w:hAnsi="Courier New"/>
+                <w:i/>
                 <w:color w:val="555555"/>
                 <w:sz w:val="16"/>
               </w:rPr>
@@ -13502,6 +13708,7 @@
             <w:r>
               <w:rPr>
                 <w:rFonts w:ascii="Courier New" w:hAnsi="Courier New"/>
+                <w:i/>
                 <w:color w:val="555555"/>
                 <w:sz w:val="16"/>
               </w:rPr>
@@ -13518,6 +13725,7 @@
             <w:r>
               <w:rPr>
                 <w:rFonts w:ascii="Courier New" w:hAnsi="Courier New"/>
+                <w:i/>
                 <w:color w:val="555555"/>
                 <w:sz w:val="16"/>
               </w:rPr>
@@ -13534,6 +13742,7 @@
             <w:r>
               <w:rPr>
                 <w:rFonts w:ascii="Courier New" w:hAnsi="Courier New"/>
+                <w:i/>
                 <w:color w:val="555555"/>
                 <w:sz w:val="16"/>
               </w:rPr>
@@ -13550,6 +13759,7 @@
             <w:r>
               <w:rPr>
                 <w:rFonts w:ascii="Courier New" w:hAnsi="Courier New"/>
+                <w:i/>
                 <w:color w:val="555555"/>
                 <w:sz w:val="16"/>
               </w:rPr>
@@ -13566,6 +13776,7 @@
             <w:r>
               <w:rPr>
                 <w:rFonts w:ascii="Courier New" w:hAnsi="Courier New"/>
+                <w:i/>
                 <w:color w:val="555555"/>
                 <w:sz w:val="16"/>
               </w:rPr>
@@ -13582,6 +13793,7 @@
             <w:r>
               <w:rPr>
                 <w:rFonts w:ascii="Courier New" w:hAnsi="Courier New"/>
+                <w:i/>
                 <w:color w:val="555555"/>
                 <w:sz w:val="16"/>
               </w:rPr>
@@ -13598,6 +13810,7 @@
             <w:r>
               <w:rPr>
                 <w:rFonts w:ascii="Courier New" w:hAnsi="Courier New"/>
+                <w:i/>
                 <w:color w:val="555555"/>
                 <w:sz w:val="16"/>
               </w:rPr>
@@ -13614,6 +13827,7 @@
             <w:r>
               <w:rPr>
                 <w:rFonts w:ascii="Courier New" w:hAnsi="Courier New"/>
+                <w:i/>
                 <w:color w:val="555555"/>
                 <w:sz w:val="16"/>
               </w:rPr>
@@ -13677,6 +13891,7 @@
             <w:r>
               <w:rPr>
                 <w:rFonts w:ascii="Courier New" w:hAnsi="Courier New"/>
+                <w:i/>
                 <w:color w:val="555555"/>
                 <w:sz w:val="16"/>
               </w:rPr>
@@ -13693,6 +13908,7 @@
             <w:r>
               <w:rPr>
                 <w:rFonts w:ascii="Courier New" w:hAnsi="Courier New"/>
+                <w:i/>
                 <w:color w:val="555555"/>
                 <w:sz w:val="16"/>
               </w:rPr>
@@ -13772,6 +13988,7 @@
             <w:r>
               <w:rPr>
                 <w:rFonts w:ascii="Courier New" w:hAnsi="Courier New"/>
+                <w:i/>
                 <w:color w:val="555555"/>
                 <w:sz w:val="16"/>
               </w:rPr>
@@ -13804,6 +14021,7 @@
             <w:r>
               <w:rPr>
                 <w:rFonts w:ascii="Courier New" w:hAnsi="Courier New"/>
+                <w:i/>
                 <w:color w:val="555555"/>
                 <w:sz w:val="16"/>
               </w:rPr>
@@ -13867,6 +14085,7 @@
             <w:r>
               <w:rPr>
                 <w:rFonts w:ascii="Courier New" w:hAnsi="Courier New"/>
+                <w:i/>
                 <w:color w:val="555555"/>
                 <w:sz w:val="16"/>
               </w:rPr>
@@ -13883,6 +14102,7 @@
             <w:r>
               <w:rPr>
                 <w:rFonts w:ascii="Courier New" w:hAnsi="Courier New"/>
+                <w:i/>
                 <w:color w:val="555555"/>
                 <w:sz w:val="16"/>
               </w:rPr>
@@ -13899,6 +14119,7 @@
             <w:r>
               <w:rPr>
                 <w:rFonts w:ascii="Courier New" w:hAnsi="Courier New"/>
+                <w:i/>
                 <w:color w:val="555555"/>
                 <w:sz w:val="16"/>
               </w:rPr>
@@ -13915,6 +14136,7 @@
             <w:r>
               <w:rPr>
                 <w:rFonts w:ascii="Courier New" w:hAnsi="Courier New"/>
+                <w:i/>
                 <w:color w:val="555555"/>
                 <w:sz w:val="16"/>
               </w:rPr>
@@ -13931,6 +14153,7 @@
             <w:r>
               <w:rPr>
                 <w:rFonts w:ascii="Courier New" w:hAnsi="Courier New"/>
+                <w:i/>
                 <w:color w:val="555555"/>
                 <w:sz w:val="16"/>
               </w:rPr>
@@ -13997,16 +14220,24 @@
         <w:pStyle w:val="Endure-Subhead"/>
         <w:keepNext/>
         <w:spacing w:before="240" w:after="60"/>
+        <w:outlineLvl w:val="1"/>
       </w:pPr>
       <w:r>
+        <w:rPr>
+          <w:sz w:val="24"/>
+        </w:rPr>
         <w:t>19.10 Escalabilidad y Extensiones</w:t>
       </w:r>
     </w:p>
     <w:p>
       <w:pPr>
         <w:pStyle w:val="Endure-FirstParagraphBodyText"/>
+        <w:spacing w:before="100" w:after="100"/>
       </w:pPr>
       <w:r>
+        <w:rPr>
+          <w:sz w:val="20"/>
+        </w:rPr>
         <w:t>El pipeline PDF-to-Podcast puede integrarse con plataformas de mensajería y APIs externas para operar de forma completamente autónoma.</w:t>
       </w:r>
     </w:p>
@@ -14015,10 +14246,11 @@
         <w:pStyle w:val="Endure-Subhead"/>
         <w:keepNext/>
         <w:spacing w:before="160" w:after="60"/>
+        <w:outlineLvl w:val="2"/>
       </w:pPr>
       <w:r>
         <w:rPr>
-          <w:sz w:val="18"/>
+          <w:sz w:val="22"/>
         </w:rPr>
         <w:t>19.10.1 Bot de Telegram para PDF-to-Podcast</w:t>
       </w:r>
@@ -14026,36 +14258,50 @@
     <w:p>
       <w:pPr>
         <w:pStyle w:val="Endure-FirstParagraphBodyText"/>
+        <w:spacing w:before="100" w:after="100"/>
       </w:pPr>
       <w:r>
+        <w:rPr>
+          <w:sz w:val="20"/>
+        </w:rPr>
         <w:t xml:space="preserve">Con </w:t>
       </w:r>
       <w:r>
         <w:rPr>
           <w:b/>
+          <w:sz w:val="20"/>
         </w:rPr>
         <w:t>N8N</w:t>
       </w:r>
       <w:r>
+        <w:rPr>
+          <w:sz w:val="20"/>
+        </w:rPr>
         <w:t xml:space="preserve"> (ver Capítulo 14) u </w:t>
       </w:r>
       <w:r>
         <w:rPr>
           <w:b/>
+          <w:sz w:val="20"/>
         </w:rPr>
         <w:t>OpenClaw</w:t>
       </w:r>
       <w:r>
+        <w:rPr>
+          <w:sz w:val="20"/>
+        </w:rPr>
         <w:t xml:space="preserve"> (ver Capítulo 11A), cualquier usuario puede enviar un PDF a un bot de Telegram y recibir el episodio de audio sin tocar el Jetson.</w:t>
       </w:r>
     </w:p>
     <w:p>
       <w:pPr>
         <w:pStyle w:val="Endure-ChapterBodyText"/>
+        <w:spacing w:before="100" w:after="100"/>
       </w:pPr>
       <w:r>
         <w:rPr>
           <w:b/>
+          <w:sz w:val="20"/>
         </w:rPr>
         <w:t>Flujo de integración:</w:t>
       </w:r>
@@ -14073,7 +14319,7 @@
         <w:tc>
           <w:tcPr>
             <w:tcW w:type="dxa" w:w="8152"/>
-            <w:shd w:val="clear" w:color="auto" w:fill="F2F2F2"/>
+            <w:shd w:val="clear" w:color="auto" w:fill="EAEAEA"/>
             <w:tcBorders>
               <w:left w:val="thick" w:sz="24" w:color="1A5A6A"/>
             </w:tcBorders>
@@ -14094,6 +14340,7 @@
             <w:r>
               <w:rPr>
                 <w:rFonts w:ascii="Courier New" w:hAnsi="Courier New"/>
+                <w:i/>
                 <w:color w:val="555555"/>
                 <w:sz w:val="16"/>
               </w:rPr>
@@ -14110,6 +14357,7 @@
             <w:r>
               <w:rPr>
                 <w:rFonts w:ascii="Courier New" w:hAnsi="Courier New"/>
+                <w:i/>
                 <w:color w:val="555555"/>
                 <w:sz w:val="16"/>
               </w:rPr>
@@ -14126,6 +14374,7 @@
             <w:r>
               <w:rPr>
                 <w:rFonts w:ascii="Courier New" w:hAnsi="Courier New"/>
+                <w:i/>
                 <w:color w:val="555555"/>
                 <w:sz w:val="16"/>
               </w:rPr>
@@ -14142,6 +14391,7 @@
             <w:r>
               <w:rPr>
                 <w:rFonts w:ascii="Courier New" w:hAnsi="Courier New"/>
+                <w:i/>
                 <w:color w:val="555555"/>
                 <w:sz w:val="16"/>
               </w:rPr>
@@ -14158,6 +14408,7 @@
             <w:r>
               <w:rPr>
                 <w:rFonts w:ascii="Courier New" w:hAnsi="Courier New"/>
+                <w:i/>
                 <w:color w:val="555555"/>
                 <w:sz w:val="16"/>
               </w:rPr>
@@ -14174,6 +14425,7 @@
             <w:r>
               <w:rPr>
                 <w:rFonts w:ascii="Courier New" w:hAnsi="Courier New"/>
+                <w:i/>
                 <w:color w:val="555555"/>
                 <w:sz w:val="16"/>
               </w:rPr>
@@ -14190,6 +14442,7 @@
             <w:r>
               <w:rPr>
                 <w:rFonts w:ascii="Courier New" w:hAnsi="Courier New"/>
+                <w:i/>
                 <w:color w:val="555555"/>
                 <w:sz w:val="16"/>
               </w:rPr>
@@ -14206,6 +14459,7 @@
             <w:r>
               <w:rPr>
                 <w:rFonts w:ascii="Courier New" w:hAnsi="Courier New"/>
+                <w:i/>
                 <w:color w:val="555555"/>
                 <w:sz w:val="16"/>
               </w:rPr>
@@ -14222,6 +14476,7 @@
             <w:r>
               <w:rPr>
                 <w:rFonts w:ascii="Courier New" w:hAnsi="Courier New"/>
+                <w:i/>
                 <w:color w:val="555555"/>
                 <w:sz w:val="16"/>
               </w:rPr>
@@ -14239,10 +14494,12 @@
     <w:p>
       <w:pPr>
         <w:pStyle w:val="Endure-ChapterBodyText"/>
+        <w:spacing w:before="100" w:after="100"/>
       </w:pPr>
       <w:r>
         <w:rPr>
           <w:b/>
+          <w:sz w:val="20"/>
         </w:rPr>
         <w:t>Implementación con N8N:</w:t>
       </w:r>
@@ -14260,7 +14517,7 @@
         <w:tc>
           <w:tcPr>
             <w:tcW w:type="dxa" w:w="8152"/>
-            <w:shd w:val="clear" w:color="auto" w:fill="F2F2F2"/>
+            <w:shd w:val="clear" w:color="auto" w:fill="EAEAEA"/>
             <w:tcBorders>
               <w:left w:val="thick" w:sz="24" w:color="1A5A6A"/>
             </w:tcBorders>
@@ -14281,7 +14538,8 @@
             <w:r>
               <w:rPr>
                 <w:rFonts w:ascii="Courier New" w:hAnsi="Courier New"/>
-                <w:color w:val="1A1A1A"/>
+                <w:i/>
+                <w:color w:val="888888"/>
                 <w:sz w:val="16"/>
               </w:rPr>
               <w:t># Flujo N8N: Telegram → Jetson → Audio</w:t>
@@ -14615,10 +14873,12 @@
     <w:p>
       <w:pPr>
         <w:pStyle w:val="Endure-ChapterBodyText"/>
+        <w:spacing w:before="100" w:after="100"/>
       </w:pPr>
       <w:r>
         <w:rPr>
           <w:b/>
+          <w:sz w:val="20"/>
         </w:rPr>
         <w:t>Implementación con OpenClaw:</w:t>
       </w:r>
@@ -14626,18 +14886,25 @@
     <w:p>
       <w:pPr>
         <w:pStyle w:val="Endure-ChapterBodyText"/>
+        <w:spacing w:before="100" w:after="100"/>
       </w:pPr>
       <w:r>
+        <w:rPr>
+          <w:sz w:val="20"/>
+        </w:rPr>
         <w:t xml:space="preserve">Añada este bloque de hooks en su </w:t>
       </w:r>
       <w:r>
         <w:rPr>
           <w:rFonts w:ascii="Courier New" w:hAnsi="Courier New"/>
-          <w:sz w:val="17"/>
+          <w:sz w:val="16"/>
         </w:rPr>
         <w:t>openclaw.json</w:t>
       </w:r>
       <w:r>
+        <w:rPr>
+          <w:sz w:val="20"/>
+        </w:rPr>
         <w:t xml:space="preserve"> (ver §11A.4.2 para la estructura completa):</w:t>
       </w:r>
     </w:p>
@@ -14654,7 +14921,7 @@
         <w:tc>
           <w:tcPr>
             <w:tcW w:type="dxa" w:w="8152"/>
-            <w:shd w:val="clear" w:color="auto" w:fill="F2F2F2"/>
+            <w:shd w:val="clear" w:color="auto" w:fill="EAEAEA"/>
             <w:tcBorders>
               <w:left w:val="thick" w:sz="24" w:color="1A5A6A"/>
             </w:tcBorders>
@@ -14858,10 +15125,11 @@
         <w:pStyle w:val="Endure-Subhead"/>
         <w:keepNext/>
         <w:spacing w:before="160" w:after="60"/>
+        <w:outlineLvl w:val="2"/>
       </w:pPr>
       <w:r>
         <w:rPr>
-          <w:sz w:val="18"/>
+          <w:sz w:val="22"/>
         </w:rPr>
         <w:t>19.10.2 Modo Mixto Offline + Online con OpenRouter</w:t>
       </w:r>
@@ -14869,27 +15137,37 @@
     <w:p>
       <w:pPr>
         <w:pStyle w:val="Endure-FirstParagraphBodyText"/>
+        <w:spacing w:before="100" w:after="100"/>
       </w:pPr>
       <w:r>
+        <w:rPr>
+          <w:sz w:val="20"/>
+        </w:rPr>
         <w:t xml:space="preserve">Para PDFs extensos o cuando se requiera mayor calidad narrativa en el guión, puede alternar entre el LLM local (Ollama o vLLM en el Jetson) y modelos externos gratuitos vía </w:t>
       </w:r>
       <w:r>
         <w:rPr>
           <w:b/>
+          <w:sz w:val="20"/>
         </w:rPr>
         <w:t>OpenRouter</w:t>
       </w:r>
       <w:r>
+        <w:rPr>
+          <w:sz w:val="20"/>
+        </w:rPr>
         <w:t>.</w:t>
       </w:r>
     </w:p>
     <w:p>
       <w:pPr>
         <w:pStyle w:val="Endure-ChapterBodyText"/>
+        <w:spacing w:before="100" w:after="100"/>
       </w:pPr>
       <w:r>
         <w:rPr>
           <w:b/>
+          <w:sz w:val="20"/>
         </w:rPr>
         <w:t>Configurar las credenciales de OpenRouter:</w:t>
       </w:r>
@@ -14907,7 +15185,7 @@
         <w:tc>
           <w:tcPr>
             <w:tcW w:type="dxa" w:w="8152"/>
-            <w:shd w:val="clear" w:color="auto" w:fill="F2F2F2"/>
+            <w:shd w:val="clear" w:color="auto" w:fill="EAEAEA"/>
             <w:tcBorders>
               <w:left w:val="thick" w:sz="24" w:color="1A5A6A"/>
             </w:tcBorders>
@@ -15026,6 +15304,7 @@
             <w:r>
               <w:rPr>
                 <w:rFonts w:ascii="Courier New" w:hAnsi="Courier New"/>
+                <w:i/>
                 <w:color w:val="555555"/>
                 <w:sz w:val="16"/>
               </w:rPr>
@@ -15042,6 +15321,7 @@
             <w:r>
               <w:rPr>
                 <w:rFonts w:ascii="Courier New" w:hAnsi="Courier New"/>
+                <w:i/>
                 <w:color w:val="555555"/>
                 <w:sz w:val="16"/>
               </w:rPr>
@@ -15059,10 +15339,12 @@
     <w:p>
       <w:pPr>
         <w:pStyle w:val="Endure-ChapterBodyText"/>
+        <w:spacing w:before="100" w:after="100"/>
       </w:pPr>
       <w:r>
         <w:rPr>
           <w:b/>
+          <w:sz w:val="20"/>
         </w:rPr>
         <w:t>Modificar `02_generate_script.py` para soportar ambos backends:</w:t>
       </w:r>
@@ -15080,7 +15362,7 @@
         <w:tc>
           <w:tcPr>
             <w:tcW w:type="dxa" w:w="8152"/>
-            <w:shd w:val="clear" w:color="auto" w:fill="F2F2F2"/>
+            <w:shd w:val="clear" w:color="auto" w:fill="EAEAEA"/>
             <w:tcBorders>
               <w:left w:val="thick" w:sz="24" w:color="1A5A6A"/>
             </w:tcBorders>
@@ -15195,7 +15477,8 @@
             <w:r>
               <w:rPr>
                 <w:rFonts w:ascii="Courier New" w:hAnsi="Courier New"/>
-                <w:color w:val="1A1A1A"/>
+                <w:i/>
+                <w:color w:val="888888"/>
                 <w:sz w:val="16"/>
               </w:rPr>
               <w:t xml:space="preserve">    # Backend: Ollama en el Jetson (sin costo, sin red)</w:t>
@@ -15259,7 +15542,8 @@
             <w:r>
               <w:rPr>
                 <w:rFonts w:ascii="Courier New" w:hAnsi="Courier New"/>
-                <w:color w:val="1A1A1A"/>
+                <w:i/>
+                <w:color w:val="888888"/>
                 <w:sz w:val="16"/>
               </w:rPr>
               <w:t xml:space="preserve">    # Backend: OpenRouter — modelos de alta calidad con cuota gratuita</w:t>
@@ -15399,7 +15683,7 @@
             <w:r>
               <w:rPr>
                 <w:rFonts w:ascii="Courier New" w:hAnsi="Courier New"/>
-                <w:sz w:val="17"/>
+                <w:sz w:val="16"/>
               </w:rPr>
               <w:t>https://openrouter.ai/models?order=top-weekly&amp;max_price=0</w:t>
             </w:r>
@@ -15418,10 +15702,12 @@
     <w:p>
       <w:pPr>
         <w:pStyle w:val="Endure-ChapterBodyText"/>
+        <w:spacing w:before="100" w:after="100"/>
       </w:pPr>
       <w:r>
         <w:rPr>
           <w:b/>
+          <w:sz w:val="20"/>
         </w:rPr>
         <w:t>Comparativa de configuraciones:</w:t>
       </w:r>
@@ -15439,20 +15725,38 @@
         <w:gridCol w:w="2038"/>
       </w:tblGrid>
       <w:tr>
+        <w:trPr>
+          <w:trHeight w:val="453" w:hRule="atLeast"/>
+          <w:tblHeader/>
+        </w:trPr>
         <w:tc>
           <w:tcPr>
             <w:tcW w:type="dxa" w:w="2038"/>
             <w:shd w:val="clear" w:color="auto" w:fill="1A5A6A"/>
+            <w:tcBorders>
+              <w:top w:val="single" w:sz="12" w:color="FFFFFF"/>
+              <w:left w:val="single" w:sz="12" w:color="FFFFFF"/>
+              <w:bottom w:val="single" w:sz="12" w:color="FFFFFF"/>
+              <w:right w:val="single" w:sz="12" w:color="FFFFFF"/>
+            </w:tcBorders>
+            <w:vAlign w:val="center"/>
+            <w:tcMar>
+              <w:top w:w="60" w:type="dxa"/>
+              <w:left w:w="120" w:type="dxa"/>
+              <w:bottom w:w="60" w:type="dxa"/>
+              <w:right w:w="80" w:type="dxa"/>
+            </w:tcMar>
           </w:tcPr>
           <w:p>
             <w:pPr>
+              <w:spacing w:before="0" w:after="0"/>
               <w:jc w:val="center"/>
             </w:pPr>
             <w:r>
               <w:rPr>
                 <w:b/>
                 <w:color w:val="FFFFFF"/>
-                <w:sz w:val="17"/>
+                <w:sz w:val="16"/>
               </w:rPr>
               <w:t>Configuración</w:t>
             </w:r>
@@ -15462,16 +15766,30 @@
           <w:tcPr>
             <w:tcW w:type="dxa" w:w="2038"/>
             <w:shd w:val="clear" w:color="auto" w:fill="1A5A6A"/>
+            <w:tcBorders>
+              <w:top w:val="single" w:sz="12" w:color="FFFFFF"/>
+              <w:left w:val="single" w:sz="12" w:color="FFFFFF"/>
+              <w:bottom w:val="single" w:sz="12" w:color="FFFFFF"/>
+              <w:right w:val="single" w:sz="12" w:color="FFFFFF"/>
+            </w:tcBorders>
+            <w:vAlign w:val="center"/>
+            <w:tcMar>
+              <w:top w:w="60" w:type="dxa"/>
+              <w:left w:w="120" w:type="dxa"/>
+              <w:bottom w:w="60" w:type="dxa"/>
+              <w:right w:w="80" w:type="dxa"/>
+            </w:tcMar>
           </w:tcPr>
           <w:p>
             <w:pPr>
+              <w:spacing w:before="0" w:after="0"/>
               <w:jc w:val="center"/>
             </w:pPr>
             <w:r>
               <w:rPr>
                 <w:b/>
                 <w:color w:val="FFFFFF"/>
-                <w:sz w:val="17"/>
+                <w:sz w:val="16"/>
               </w:rPr>
               <w:t>Calidad de guión</w:t>
             </w:r>
@@ -15481,16 +15799,30 @@
           <w:tcPr>
             <w:tcW w:type="dxa" w:w="2038"/>
             <w:shd w:val="clear" w:color="auto" w:fill="1A5A6A"/>
+            <w:tcBorders>
+              <w:top w:val="single" w:sz="12" w:color="FFFFFF"/>
+              <w:left w:val="single" w:sz="12" w:color="FFFFFF"/>
+              <w:bottom w:val="single" w:sz="12" w:color="FFFFFF"/>
+              <w:right w:val="single" w:sz="12" w:color="FFFFFF"/>
+            </w:tcBorders>
+            <w:vAlign w:val="center"/>
+            <w:tcMar>
+              <w:top w:w="60" w:type="dxa"/>
+              <w:left w:w="120" w:type="dxa"/>
+              <w:bottom w:w="60" w:type="dxa"/>
+              <w:right w:w="80" w:type="dxa"/>
+            </w:tcMar>
           </w:tcPr>
           <w:p>
             <w:pPr>
+              <w:spacing w:before="0" w:after="0"/>
               <w:jc w:val="center"/>
             </w:pPr>
             <w:r>
               <w:rPr>
                 <w:b/>
                 <w:color w:val="FFFFFF"/>
-                <w:sz w:val="17"/>
+                <w:sz w:val="16"/>
               </w:rPr>
               <w:t>Velocidad (20 pág.)</w:t>
             </w:r>
@@ -15500,16 +15832,30 @@
           <w:tcPr>
             <w:tcW w:type="dxa" w:w="2038"/>
             <w:shd w:val="clear" w:color="auto" w:fill="1A5A6A"/>
+            <w:tcBorders>
+              <w:top w:val="single" w:sz="12" w:color="FFFFFF"/>
+              <w:left w:val="single" w:sz="12" w:color="FFFFFF"/>
+              <w:bottom w:val="single" w:sz="12" w:color="FFFFFF"/>
+              <w:right w:val="single" w:sz="12" w:color="FFFFFF"/>
+            </w:tcBorders>
+            <w:vAlign w:val="center"/>
+            <w:tcMar>
+              <w:top w:w="60" w:type="dxa"/>
+              <w:left w:w="120" w:type="dxa"/>
+              <w:bottom w:w="60" w:type="dxa"/>
+              <w:right w:w="80" w:type="dxa"/>
+            </w:tcMar>
           </w:tcPr>
           <w:p>
             <w:pPr>
+              <w:spacing w:before="0" w:after="0"/>
               <w:jc w:val="center"/>
             </w:pPr>
             <w:r>
               <w:rPr>
                 <w:b/>
                 <w:color w:val="FFFFFF"/>
-                <w:sz w:val="17"/>
+                <w:sz w:val="16"/>
               </w:rPr>
               <w:t>Costo</w:t>
             </w:r>
@@ -15517,15 +15863,35 @@
         </w:tc>
       </w:tr>
       <w:tr>
+        <w:trPr>
+          <w:trHeight w:val="283" w:hRule="atLeast"/>
+        </w:trPr>
         <w:tc>
           <w:tcPr>
             <w:tcW w:type="dxa" w:w="2038"/>
-            <w:shd w:val="clear" w:color="auto" w:fill="F8F8F8"/>
+            <w:shd w:val="clear" w:color="auto" w:fill="EAEAEA"/>
+            <w:tcBorders>
+              <w:top w:val="single" w:sz="12" w:color="FFFFFF"/>
+              <w:left w:val="single" w:sz="12" w:color="FFFFFF"/>
+              <w:bottom w:val="single" w:sz="12" w:color="FFFFFF"/>
+              <w:right w:val="single" w:sz="12" w:color="FFFFFF"/>
+            </w:tcBorders>
+            <w:vAlign w:val="center"/>
+            <w:tcMar>
+              <w:top w:w="40" w:type="dxa"/>
+              <w:left w:w="120" w:type="dxa"/>
+              <w:bottom w:w="40" w:type="dxa"/>
+              <w:right w:w="80" w:type="dxa"/>
+            </w:tcMar>
           </w:tcPr>
           <w:p>
-            <w:r>
-              <w:rPr>
-                <w:sz w:val="17"/>
+            <w:pPr>
+              <w:spacing w:before="0" w:after="0"/>
+              <w:jc w:val="center"/>
+            </w:pPr>
+            <w:r>
+              <w:rPr>
+                <w:sz w:val="16"/>
               </w:rPr>
               <w:t>Ollama local — qwen2.5:14b</w:t>
             </w:r>
@@ -15534,12 +15900,29 @@
         <w:tc>
           <w:tcPr>
             <w:tcW w:type="dxa" w:w="2038"/>
-            <w:shd w:val="clear" w:color="auto" w:fill="F8F8F8"/>
+            <w:shd w:val="clear" w:color="auto" w:fill="EAEAEA"/>
+            <w:tcBorders>
+              <w:top w:val="single" w:sz="12" w:color="FFFFFF"/>
+              <w:left w:val="single" w:sz="12" w:color="FFFFFF"/>
+              <w:bottom w:val="single" w:sz="12" w:color="FFFFFF"/>
+              <w:right w:val="single" w:sz="12" w:color="FFFFFF"/>
+            </w:tcBorders>
+            <w:vAlign w:val="center"/>
+            <w:tcMar>
+              <w:top w:w="40" w:type="dxa"/>
+              <w:left w:w="120" w:type="dxa"/>
+              <w:bottom w:w="40" w:type="dxa"/>
+              <w:right w:w="80" w:type="dxa"/>
+            </w:tcMar>
           </w:tcPr>
           <w:p>
-            <w:r>
-              <w:rPr>
-                <w:sz w:val="17"/>
+            <w:pPr>
+              <w:spacing w:before="0" w:after="0"/>
+              <w:jc w:val="center"/>
+            </w:pPr>
+            <w:r>
+              <w:rPr>
+                <w:sz w:val="16"/>
               </w:rPr>
               <w:t>Alta</w:t>
             </w:r>
@@ -15548,12 +15931,29 @@
         <w:tc>
           <w:tcPr>
             <w:tcW w:type="dxa" w:w="2038"/>
-            <w:shd w:val="clear" w:color="auto" w:fill="F8F8F8"/>
+            <w:shd w:val="clear" w:color="auto" w:fill="EAEAEA"/>
+            <w:tcBorders>
+              <w:top w:val="single" w:sz="12" w:color="FFFFFF"/>
+              <w:left w:val="single" w:sz="12" w:color="FFFFFF"/>
+              <w:bottom w:val="single" w:sz="12" w:color="FFFFFF"/>
+              <w:right w:val="single" w:sz="12" w:color="FFFFFF"/>
+            </w:tcBorders>
+            <w:vAlign w:val="center"/>
+            <w:tcMar>
+              <w:top w:w="40" w:type="dxa"/>
+              <w:left w:w="120" w:type="dxa"/>
+              <w:bottom w:w="40" w:type="dxa"/>
+              <w:right w:w="80" w:type="dxa"/>
+            </w:tcMar>
           </w:tcPr>
           <w:p>
-            <w:r>
-              <w:rPr>
-                <w:sz w:val="17"/>
+            <w:pPr>
+              <w:spacing w:before="0" w:after="0"/>
+              <w:jc w:val="center"/>
+            </w:pPr>
+            <w:r>
+              <w:rPr>
+                <w:sz w:val="16"/>
               </w:rPr>
               <w:t>3–5 min</w:t>
             </w:r>
@@ -15562,12 +15962,29 @@
         <w:tc>
           <w:tcPr>
             <w:tcW w:type="dxa" w:w="2038"/>
-            <w:shd w:val="clear" w:color="auto" w:fill="F8F8F8"/>
+            <w:shd w:val="clear" w:color="auto" w:fill="EAEAEA"/>
+            <w:tcBorders>
+              <w:top w:val="single" w:sz="12" w:color="FFFFFF"/>
+              <w:left w:val="single" w:sz="12" w:color="FFFFFF"/>
+              <w:bottom w:val="single" w:sz="12" w:color="FFFFFF"/>
+              <w:right w:val="single" w:sz="12" w:color="FFFFFF"/>
+            </w:tcBorders>
+            <w:vAlign w:val="center"/>
+            <w:tcMar>
+              <w:top w:w="40" w:type="dxa"/>
+              <w:left w:w="120" w:type="dxa"/>
+              <w:bottom w:w="40" w:type="dxa"/>
+              <w:right w:w="80" w:type="dxa"/>
+            </w:tcMar>
           </w:tcPr>
           <w:p>
-            <w:r>
-              <w:rPr>
-                <w:sz w:val="17"/>
+            <w:pPr>
+              <w:spacing w:before="0" w:after="0"/>
+              <w:jc w:val="center"/>
+            </w:pPr>
+            <w:r>
+              <w:rPr>
+                <w:sz w:val="16"/>
               </w:rPr>
               <w:t>Gratis</w:t>
             </w:r>
@@ -15575,15 +15992,35 @@
         </w:tc>
       </w:tr>
       <w:tr>
+        <w:trPr>
+          <w:trHeight w:val="283" w:hRule="atLeast"/>
+        </w:trPr>
         <w:tc>
           <w:tcPr>
             <w:tcW w:type="dxa" w:w="2038"/>
-            <w:shd w:val="clear" w:color="auto" w:fill="FFFFFF"/>
+            <w:shd w:val="clear" w:color="auto" w:fill="EAEAEA"/>
+            <w:tcBorders>
+              <w:top w:val="single" w:sz="12" w:color="FFFFFF"/>
+              <w:left w:val="single" w:sz="12" w:color="FFFFFF"/>
+              <w:bottom w:val="single" w:sz="12" w:color="FFFFFF"/>
+              <w:right w:val="single" w:sz="12" w:color="FFFFFF"/>
+            </w:tcBorders>
+            <w:vAlign w:val="center"/>
+            <w:tcMar>
+              <w:top w:w="40" w:type="dxa"/>
+              <w:left w:w="120" w:type="dxa"/>
+              <w:bottom w:w="40" w:type="dxa"/>
+              <w:right w:w="80" w:type="dxa"/>
+            </w:tcMar>
           </w:tcPr>
           <w:p>
-            <w:r>
-              <w:rPr>
-                <w:sz w:val="17"/>
+            <w:pPr>
+              <w:spacing w:before="0" w:after="0"/>
+              <w:jc w:val="center"/>
+            </w:pPr>
+            <w:r>
+              <w:rPr>
+                <w:sz w:val="16"/>
               </w:rPr>
               <w:t>vLLM local — mistral-7b</w:t>
             </w:r>
@@ -15592,12 +16029,29 @@
         <w:tc>
           <w:tcPr>
             <w:tcW w:type="dxa" w:w="2038"/>
-            <w:shd w:val="clear" w:color="auto" w:fill="FFFFFF"/>
+            <w:shd w:val="clear" w:color="auto" w:fill="EAEAEA"/>
+            <w:tcBorders>
+              <w:top w:val="single" w:sz="12" w:color="FFFFFF"/>
+              <w:left w:val="single" w:sz="12" w:color="FFFFFF"/>
+              <w:bottom w:val="single" w:sz="12" w:color="FFFFFF"/>
+              <w:right w:val="single" w:sz="12" w:color="FFFFFF"/>
+            </w:tcBorders>
+            <w:vAlign w:val="center"/>
+            <w:tcMar>
+              <w:top w:w="40" w:type="dxa"/>
+              <w:left w:w="120" w:type="dxa"/>
+              <w:bottom w:w="40" w:type="dxa"/>
+              <w:right w:w="80" w:type="dxa"/>
+            </w:tcMar>
           </w:tcPr>
           <w:p>
-            <w:r>
-              <w:rPr>
-                <w:sz w:val="17"/>
+            <w:pPr>
+              <w:spacing w:before="0" w:after="0"/>
+              <w:jc w:val="center"/>
+            </w:pPr>
+            <w:r>
+              <w:rPr>
+                <w:sz w:val="16"/>
               </w:rPr>
               <w:t>Media-Alta</w:t>
             </w:r>
@@ -15606,12 +16060,29 @@
         <w:tc>
           <w:tcPr>
             <w:tcW w:type="dxa" w:w="2038"/>
-            <w:shd w:val="clear" w:color="auto" w:fill="FFFFFF"/>
+            <w:shd w:val="clear" w:color="auto" w:fill="EAEAEA"/>
+            <w:tcBorders>
+              <w:top w:val="single" w:sz="12" w:color="FFFFFF"/>
+              <w:left w:val="single" w:sz="12" w:color="FFFFFF"/>
+              <w:bottom w:val="single" w:sz="12" w:color="FFFFFF"/>
+              <w:right w:val="single" w:sz="12" w:color="FFFFFF"/>
+            </w:tcBorders>
+            <w:vAlign w:val="center"/>
+            <w:tcMar>
+              <w:top w:w="40" w:type="dxa"/>
+              <w:left w:w="120" w:type="dxa"/>
+              <w:bottom w:w="40" w:type="dxa"/>
+              <w:right w:w="80" w:type="dxa"/>
+            </w:tcMar>
           </w:tcPr>
           <w:p>
-            <w:r>
-              <w:rPr>
-                <w:sz w:val="17"/>
+            <w:pPr>
+              <w:spacing w:before="0" w:after="0"/>
+              <w:jc w:val="center"/>
+            </w:pPr>
+            <w:r>
+              <w:rPr>
+                <w:sz w:val="16"/>
               </w:rPr>
               <w:t>1–2 min</w:t>
             </w:r>
@@ -15620,12 +16091,29 @@
         <w:tc>
           <w:tcPr>
             <w:tcW w:type="dxa" w:w="2038"/>
-            <w:shd w:val="clear" w:color="auto" w:fill="FFFFFF"/>
+            <w:shd w:val="clear" w:color="auto" w:fill="EAEAEA"/>
+            <w:tcBorders>
+              <w:top w:val="single" w:sz="12" w:color="FFFFFF"/>
+              <w:left w:val="single" w:sz="12" w:color="FFFFFF"/>
+              <w:bottom w:val="single" w:sz="12" w:color="FFFFFF"/>
+              <w:right w:val="single" w:sz="12" w:color="FFFFFF"/>
+            </w:tcBorders>
+            <w:vAlign w:val="center"/>
+            <w:tcMar>
+              <w:top w:w="40" w:type="dxa"/>
+              <w:left w:w="120" w:type="dxa"/>
+              <w:bottom w:w="40" w:type="dxa"/>
+              <w:right w:w="80" w:type="dxa"/>
+            </w:tcMar>
           </w:tcPr>
           <w:p>
-            <w:r>
-              <w:rPr>
-                <w:sz w:val="17"/>
+            <w:pPr>
+              <w:spacing w:before="0" w:after="0"/>
+              <w:jc w:val="center"/>
+            </w:pPr>
+            <w:r>
+              <w:rPr>
+                <w:sz w:val="16"/>
               </w:rPr>
               <w:t>Gratis</w:t>
             </w:r>
@@ -15633,15 +16121,35 @@
         </w:tc>
       </w:tr>
       <w:tr>
+        <w:trPr>
+          <w:trHeight w:val="283" w:hRule="atLeast"/>
+        </w:trPr>
         <w:tc>
           <w:tcPr>
             <w:tcW w:type="dxa" w:w="2038"/>
-            <w:shd w:val="clear" w:color="auto" w:fill="F8F8F8"/>
+            <w:shd w:val="clear" w:color="auto" w:fill="EAEAEA"/>
+            <w:tcBorders>
+              <w:top w:val="single" w:sz="12" w:color="FFFFFF"/>
+              <w:left w:val="single" w:sz="12" w:color="FFFFFF"/>
+              <w:bottom w:val="single" w:sz="12" w:color="FFFFFF"/>
+              <w:right w:val="single" w:sz="12" w:color="FFFFFF"/>
+            </w:tcBorders>
+            <w:vAlign w:val="center"/>
+            <w:tcMar>
+              <w:top w:w="40" w:type="dxa"/>
+              <w:left w:w="120" w:type="dxa"/>
+              <w:bottom w:w="40" w:type="dxa"/>
+              <w:right w:w="80" w:type="dxa"/>
+            </w:tcMar>
           </w:tcPr>
           <w:p>
-            <w:r>
-              <w:rPr>
-                <w:sz w:val="17"/>
+            <w:pPr>
+              <w:spacing w:before="0" w:after="0"/>
+              <w:jc w:val="center"/>
+            </w:pPr>
+            <w:r>
+              <w:rPr>
+                <w:sz w:val="16"/>
               </w:rPr>
               <w:t>OpenRouter — llama-3.3-70b</w:t>
             </w:r>
@@ -15650,12 +16158,29 @@
         <w:tc>
           <w:tcPr>
             <w:tcW w:type="dxa" w:w="2038"/>
-            <w:shd w:val="clear" w:color="auto" w:fill="F8F8F8"/>
+            <w:shd w:val="clear" w:color="auto" w:fill="EAEAEA"/>
+            <w:tcBorders>
+              <w:top w:val="single" w:sz="12" w:color="FFFFFF"/>
+              <w:left w:val="single" w:sz="12" w:color="FFFFFF"/>
+              <w:bottom w:val="single" w:sz="12" w:color="FFFFFF"/>
+              <w:right w:val="single" w:sz="12" w:color="FFFFFF"/>
+            </w:tcBorders>
+            <w:vAlign w:val="center"/>
+            <w:tcMar>
+              <w:top w:w="40" w:type="dxa"/>
+              <w:left w:w="120" w:type="dxa"/>
+              <w:bottom w:w="40" w:type="dxa"/>
+              <w:right w:w="80" w:type="dxa"/>
+            </w:tcMar>
           </w:tcPr>
           <w:p>
-            <w:r>
-              <w:rPr>
-                <w:sz w:val="17"/>
+            <w:pPr>
+              <w:spacing w:before="0" w:after="0"/>
+              <w:jc w:val="center"/>
+            </w:pPr>
+            <w:r>
+              <w:rPr>
+                <w:sz w:val="16"/>
               </w:rPr>
               <w:t>Muy Alta</w:t>
             </w:r>
@@ -15664,12 +16189,29 @@
         <w:tc>
           <w:tcPr>
             <w:tcW w:type="dxa" w:w="2038"/>
-            <w:shd w:val="clear" w:color="auto" w:fill="F8F8F8"/>
+            <w:shd w:val="clear" w:color="auto" w:fill="EAEAEA"/>
+            <w:tcBorders>
+              <w:top w:val="single" w:sz="12" w:color="FFFFFF"/>
+              <w:left w:val="single" w:sz="12" w:color="FFFFFF"/>
+              <w:bottom w:val="single" w:sz="12" w:color="FFFFFF"/>
+              <w:right w:val="single" w:sz="12" w:color="FFFFFF"/>
+            </w:tcBorders>
+            <w:vAlign w:val="center"/>
+            <w:tcMar>
+              <w:top w:w="40" w:type="dxa"/>
+              <w:left w:w="120" w:type="dxa"/>
+              <w:bottom w:w="40" w:type="dxa"/>
+              <w:right w:w="80" w:type="dxa"/>
+            </w:tcMar>
           </w:tcPr>
           <w:p>
-            <w:r>
-              <w:rPr>
-                <w:sz w:val="17"/>
+            <w:pPr>
+              <w:spacing w:before="0" w:after="0"/>
+              <w:jc w:val="center"/>
+            </w:pPr>
+            <w:r>
+              <w:rPr>
+                <w:sz w:val="16"/>
               </w:rPr>
               <w:t>30–60 seg</w:t>
             </w:r>
@@ -15678,12 +16220,29 @@
         <w:tc>
           <w:tcPr>
             <w:tcW w:type="dxa" w:w="2038"/>
-            <w:shd w:val="clear" w:color="auto" w:fill="F8F8F8"/>
+            <w:shd w:val="clear" w:color="auto" w:fill="EAEAEA"/>
+            <w:tcBorders>
+              <w:top w:val="single" w:sz="12" w:color="FFFFFF"/>
+              <w:left w:val="single" w:sz="12" w:color="FFFFFF"/>
+              <w:bottom w:val="single" w:sz="12" w:color="FFFFFF"/>
+              <w:right w:val="single" w:sz="12" w:color="FFFFFF"/>
+            </w:tcBorders>
+            <w:vAlign w:val="center"/>
+            <w:tcMar>
+              <w:top w:w="40" w:type="dxa"/>
+              <w:left w:w="120" w:type="dxa"/>
+              <w:bottom w:w="40" w:type="dxa"/>
+              <w:right w:w="80" w:type="dxa"/>
+            </w:tcMar>
           </w:tcPr>
           <w:p>
-            <w:r>
-              <w:rPr>
-                <w:sz w:val="17"/>
+            <w:pPr>
+              <w:spacing w:before="0" w:after="0"/>
+              <w:jc w:val="center"/>
+            </w:pPr>
+            <w:r>
+              <w:rPr>
+                <w:sz w:val="16"/>
               </w:rPr>
               <w:t>Cuota gratuita</w:t>
             </w:r>

--- a/book/docx-por-capitulo/capitulo-21-pdf-podcast.docx
+++ b/book/docx-por-capitulo/capitulo-21-pdf-podcast.docx
@@ -26,7 +26,7 @@
       <w:pPr>
         <w:pStyle w:val="Endure-Subhead"/>
         <w:keepNext/>
-        <w:spacing w:before="240" w:after="60"/>
+        <w:spacing w:before="240" w:after="60" w:line="240" w:lineRule="auto"/>
         <w:outlineLvl w:val="1"/>
       </w:pPr>
       <w:r>
@@ -39,7 +39,7 @@
     <w:p>
       <w:pPr>
         <w:pStyle w:val="Endure-FirstParagraphBodyText"/>
-        <w:spacing w:before="100" w:after="100"/>
+        <w:spacing w:before="100" w:after="100" w:line="240" w:lineRule="auto"/>
       </w:pPr>
       <w:r>
         <w:rPr>
@@ -51,7 +51,7 @@
     <w:p>
       <w:pPr>
         <w:pStyle w:val="Endure-ChapterBodyText"/>
-        <w:spacing w:before="100" w:after="100"/>
+        <w:spacing w:before="100" w:after="100" w:line="240" w:lineRule="auto"/>
       </w:pPr>
       <w:r>
         <w:rPr>
@@ -63,7 +63,7 @@
     <w:p>
       <w:pPr>
         <w:pStyle w:val="Endure-ChapterBodyText"/>
-        <w:spacing w:before="100" w:after="100"/>
+        <w:spacing w:before="100" w:after="100" w:line="240" w:lineRule="auto"/>
       </w:pPr>
       <w:r>
         <w:rPr>
@@ -76,7 +76,7 @@
     <w:p>
       <w:pPr>
         <w:pStyle w:val="Endure-ChapterBodyText"/>
-        <w:spacing w:before="40" w:after="40"/>
+        <w:spacing w:before="40" w:after="40" w:line="240" w:lineRule="auto"/>
         <w:ind w:left="360" w:hanging="216"/>
       </w:pPr>
       <w:r>
@@ -95,7 +95,7 @@
     <w:p>
       <w:pPr>
         <w:pStyle w:val="Endure-ChapterBodyText"/>
-        <w:spacing w:before="40" w:after="40"/>
+        <w:spacing w:before="40" w:after="40" w:line="240" w:lineRule="auto"/>
         <w:ind w:left="360" w:hanging="216"/>
       </w:pPr>
       <w:r>
@@ -127,7 +127,7 @@
     <w:p>
       <w:pPr>
         <w:pStyle w:val="Endure-ChapterBodyText"/>
-        <w:spacing w:before="40" w:after="40"/>
+        <w:spacing w:before="40" w:after="40" w:line="240" w:lineRule="auto"/>
         <w:ind w:left="360" w:hanging="216"/>
       </w:pPr>
       <w:r>
@@ -171,7 +171,7 @@
     <w:p>
       <w:pPr>
         <w:pStyle w:val="Endure-ChapterBodyText"/>
-        <w:spacing w:before="100" w:after="100"/>
+        <w:spacing w:before="100" w:after="100" w:line="240" w:lineRule="auto"/>
       </w:pPr>
       <w:r>
         <w:rPr>
@@ -184,7 +184,7 @@
     <w:p>
       <w:pPr>
         <w:pStyle w:val="Endure-ChapterBodyText"/>
-        <w:spacing w:before="40" w:after="40"/>
+        <w:spacing w:before="40" w:after="40" w:line="240" w:lineRule="auto"/>
         <w:ind w:left="360" w:hanging="216"/>
       </w:pPr>
       <w:r>
@@ -203,7 +203,7 @@
     <w:p>
       <w:pPr>
         <w:pStyle w:val="Endure-ChapterBodyText"/>
-        <w:spacing w:before="40" w:after="40"/>
+        <w:spacing w:before="40" w:after="40" w:line="240" w:lineRule="auto"/>
         <w:ind w:left="360" w:hanging="216"/>
       </w:pPr>
       <w:r>
@@ -222,7 +222,7 @@
     <w:p>
       <w:pPr>
         <w:pStyle w:val="Endure-ChapterBodyText"/>
-        <w:spacing w:before="40" w:after="40"/>
+        <w:spacing w:before="40" w:after="40" w:line="240" w:lineRule="auto"/>
         <w:ind w:left="360" w:hanging="216"/>
       </w:pPr>
       <w:r>
@@ -241,7 +241,7 @@
     <w:p>
       <w:pPr>
         <w:pStyle w:val="Endure-ChapterBodyText"/>
-        <w:spacing w:before="40" w:after="40"/>
+        <w:spacing w:before="40" w:after="40" w:line="240" w:lineRule="auto"/>
         <w:ind w:left="360" w:hanging="216"/>
       </w:pPr>
       <w:r>
@@ -260,7 +260,7 @@
     <w:p>
       <w:pPr>
         <w:pStyle w:val="Endure-ChapterBodyText"/>
-        <w:spacing w:before="40" w:after="40"/>
+        <w:spacing w:before="40" w:after="40" w:line="240" w:lineRule="auto"/>
         <w:ind w:left="360" w:hanging="216"/>
       </w:pPr>
       <w:r>
@@ -285,7 +285,7 @@
     <w:p>
       <w:pPr>
         <w:pStyle w:val="Endure-ChapterBodyText"/>
-        <w:spacing w:before="100" w:after="100"/>
+        <w:spacing w:before="100" w:after="100" w:line="240" w:lineRule="auto"/>
       </w:pPr>
       <w:r>
         <w:rPr>
@@ -304,7 +304,7 @@
     <w:p>
       <w:pPr>
         <w:pStyle w:val="Endure-ChapterBodyText"/>
-        <w:spacing w:before="100" w:after="100"/>
+        <w:spacing w:before="100" w:after="100" w:line="240" w:lineRule="auto"/>
       </w:pPr>
       <w:r>
         <w:rPr>
@@ -317,7 +317,7 @@
     <w:p>
       <w:pPr>
         <w:pStyle w:val="Endure-ChapterBodyText"/>
-        <w:spacing w:before="40" w:after="40"/>
+        <w:spacing w:before="40" w:after="40" w:line="240" w:lineRule="auto"/>
         <w:ind w:left="360" w:hanging="216"/>
       </w:pPr>
       <w:r>
@@ -336,7 +336,7 @@
     <w:p>
       <w:pPr>
         <w:pStyle w:val="Endure-ChapterBodyText"/>
-        <w:spacing w:before="40" w:after="40"/>
+        <w:spacing w:before="40" w:after="40" w:line="240" w:lineRule="auto"/>
         <w:ind w:left="360" w:hanging="216"/>
       </w:pPr>
       <w:r>
@@ -355,7 +355,7 @@
     <w:p>
       <w:pPr>
         <w:pStyle w:val="Endure-ChapterBodyText"/>
-        <w:spacing w:before="40" w:after="40"/>
+        <w:spacing w:before="40" w:after="40" w:line="240" w:lineRule="auto"/>
         <w:ind w:left="360" w:hanging="216"/>
       </w:pPr>
       <w:r>
@@ -380,14 +380,14 @@
       <w:pPr>
         <w:pStyle w:val="Endure-Subhead"/>
         <w:keepNext/>
-        <w:spacing w:before="240" w:after="60"/>
+        <w:spacing w:before="240" w:after="60" w:line="240" w:lineRule="auto"/>
         <w:outlineLvl w:val="1"/>
       </w:pPr>
       <w:r>
         <w:rPr>
           <w:sz w:val="24"/>
         </w:rPr>
-        <w:t>19.1 Prerrequisito — Verificación del Sistema</w:t>
+        <w:t>21.1 Prerrequisito — Verificación del Sistema</w:t>
       </w:r>
     </w:p>
     <w:tbl>
@@ -837,14 +837,14 @@
       <w:pPr>
         <w:pStyle w:val="Endure-Subhead"/>
         <w:keepNext/>
-        <w:spacing w:before="240" w:after="60"/>
+        <w:spacing w:before="240" w:after="60" w:line="240" w:lineRule="auto"/>
         <w:outlineLvl w:val="1"/>
       </w:pPr>
       <w:r>
         <w:rPr>
           <w:sz w:val="24"/>
         </w:rPr>
-        <w:t>19.2 Estructura del Proyecto</w:t>
+        <w:t>21.2 Estructura del Proyecto</w:t>
       </w:r>
     </w:p>
     <w:tbl>
@@ -1134,14 +1134,14 @@
       <w:pPr>
         <w:pStyle w:val="Endure-Subhead"/>
         <w:keepNext/>
-        <w:spacing w:before="240" w:after="60"/>
+        <w:spacing w:before="240" w:after="60" w:line="240" w:lineRule="auto"/>
         <w:outlineLvl w:val="1"/>
       </w:pPr>
       <w:r>
         <w:rPr>
           <w:sz w:val="24"/>
         </w:rPr>
-        <w:t>19.3 Script 1 — Extracción de Texto del PDF</w:t>
+        <w:t>21.3 Script 1 — Extracción de Texto del PDF</w:t>
       </w:r>
     </w:p>
     <w:tbl>
@@ -3174,14 +3174,14 @@
       <w:pPr>
         <w:pStyle w:val="Endure-Subhead"/>
         <w:keepNext/>
-        <w:spacing w:before="240" w:after="60"/>
+        <w:spacing w:before="240" w:after="60" w:line="240" w:lineRule="auto"/>
         <w:outlineLvl w:val="1"/>
       </w:pPr>
       <w:r>
         <w:rPr>
           <w:sz w:val="24"/>
         </w:rPr>
-        <w:t>19.4 Script 2 — Generación del Guión con LLM</w:t>
+        <w:t>21.4 Script 2 — Generación del Guión con LLM</w:t>
       </w:r>
     </w:p>
     <w:tbl>
@@ -6505,14 +6505,14 @@
       <w:pPr>
         <w:pStyle w:val="Endure-Subhead"/>
         <w:keepNext/>
-        <w:spacing w:before="240" w:after="60"/>
+        <w:spacing w:before="240" w:after="60" w:line="240" w:lineRule="auto"/>
         <w:outlineLvl w:val="1"/>
       </w:pPr>
       <w:r>
         <w:rPr>
           <w:sz w:val="24"/>
         </w:rPr>
-        <w:t>19.5 Script 3 — Síntesis de Voz con kokoro-tts</w:t>
+        <w:t>21.5 Script 3 — Síntesis de Voz con kokoro-tts</w:t>
       </w:r>
     </w:p>
     <w:tbl>
@@ -8718,14 +8718,14 @@
       <w:pPr>
         <w:pStyle w:val="Endure-Subhead"/>
         <w:keepNext/>
-        <w:spacing w:before="240" w:after="60"/>
+        <w:spacing w:before="240" w:after="60" w:line="240" w:lineRule="auto"/>
         <w:outlineLvl w:val="1"/>
       </w:pPr>
       <w:r>
         <w:rPr>
           <w:sz w:val="24"/>
         </w:rPr>
-        <w:t>19.6 Script 4 — Ensamblaje Final con ffmpeg</w:t>
+        <w:t>21.6 Script 4 — Ensamblaje Final con ffmpeg</w:t>
       </w:r>
     </w:p>
     <w:tbl>
@@ -10892,14 +10892,14 @@
       <w:pPr>
         <w:pStyle w:val="Endure-Subhead"/>
         <w:keepNext/>
-        <w:spacing w:before="240" w:after="60"/>
+        <w:spacing w:before="240" w:after="60" w:line="240" w:lineRule="auto"/>
         <w:outlineLvl w:val="1"/>
       </w:pPr>
       <w:r>
         <w:rPr>
           <w:sz w:val="24"/>
         </w:rPr>
-        <w:t>19.7 Orquestador Completo</w:t>
+        <w:t>21.7 Orquestador Completo</w:t>
       </w:r>
     </w:p>
     <w:tbl>
@@ -13134,14 +13134,14 @@
       <w:pPr>
         <w:pStyle w:val="Endure-Subhead"/>
         <w:keepNext/>
-        <w:spacing w:before="240" w:after="60"/>
+        <w:spacing w:before="240" w:after="60" w:line="240" w:lineRule="auto"/>
         <w:outlineLvl w:val="1"/>
       </w:pPr>
       <w:r>
         <w:rPr>
           <w:sz w:val="24"/>
         </w:rPr>
-        <w:t>19.8 Limpieza Post-Pipeline</w:t>
+        <w:t>21.8 Limpieza Post-Pipeline</w:t>
       </w:r>
     </w:p>
     <w:tbl>
@@ -13471,14 +13471,14 @@
       <w:pPr>
         <w:pStyle w:val="Endure-Subhead"/>
         <w:keepNext/>
-        <w:spacing w:before="240" w:after="60"/>
+        <w:spacing w:before="240" w:after="60" w:line="240" w:lineRule="auto"/>
         <w:outlineLvl w:val="1"/>
       </w:pPr>
       <w:r>
         <w:rPr>
           <w:sz w:val="24"/>
         </w:rPr>
-        <w:t>19.9 Verificación Final del Capítulo</w:t>
+        <w:t>21.9 Verificación Final del Capítulo</w:t>
       </w:r>
     </w:p>
     <w:tbl>
@@ -14219,20 +14219,20 @@
       <w:pPr>
         <w:pStyle w:val="Endure-Subhead"/>
         <w:keepNext/>
-        <w:spacing w:before="240" w:after="60"/>
+        <w:spacing w:before="240" w:after="60" w:line="240" w:lineRule="auto"/>
         <w:outlineLvl w:val="1"/>
       </w:pPr>
       <w:r>
         <w:rPr>
           <w:sz w:val="24"/>
         </w:rPr>
-        <w:t>19.10 Escalabilidad y Extensiones</w:t>
+        <w:t>21.10 Escalabilidad y Extensiones</w:t>
       </w:r>
     </w:p>
     <w:p>
       <w:pPr>
         <w:pStyle w:val="Endure-FirstParagraphBodyText"/>
-        <w:spacing w:before="100" w:after="100"/>
+        <w:spacing w:before="100" w:after="100" w:line="240" w:lineRule="auto"/>
       </w:pPr>
       <w:r>
         <w:rPr>
@@ -14245,20 +14245,20 @@
       <w:pPr>
         <w:pStyle w:val="Endure-Subhead"/>
         <w:keepNext/>
-        <w:spacing w:before="160" w:after="60"/>
+        <w:spacing w:before="160" w:after="60" w:line="240" w:lineRule="auto"/>
         <w:outlineLvl w:val="2"/>
       </w:pPr>
       <w:r>
         <w:rPr>
           <w:sz w:val="22"/>
         </w:rPr>
-        <w:t>19.10.1 Bot de Telegram para PDF-to-Podcast</w:t>
+        <w:t>21.10.1 Bot de Telegram para PDF-to-Podcast</w:t>
       </w:r>
     </w:p>
     <w:p>
       <w:pPr>
         <w:pStyle w:val="Endure-FirstParagraphBodyText"/>
-        <w:spacing w:before="100" w:after="100"/>
+        <w:spacing w:before="100" w:after="100" w:line="240" w:lineRule="auto"/>
       </w:pPr>
       <w:r>
         <w:rPr>
@@ -14296,7 +14296,7 @@
     <w:p>
       <w:pPr>
         <w:pStyle w:val="Endure-ChapterBodyText"/>
-        <w:spacing w:before="100" w:after="100"/>
+        <w:spacing w:before="100" w:after="100" w:line="240" w:lineRule="auto"/>
       </w:pPr>
       <w:r>
         <w:rPr>
@@ -14494,7 +14494,7 @@
     <w:p>
       <w:pPr>
         <w:pStyle w:val="Endure-ChapterBodyText"/>
-        <w:spacing w:before="100" w:after="100"/>
+        <w:spacing w:before="100" w:after="100" w:line="240" w:lineRule="auto"/>
       </w:pPr>
       <w:r>
         <w:rPr>
@@ -14873,7 +14873,7 @@
     <w:p>
       <w:pPr>
         <w:pStyle w:val="Endure-ChapterBodyText"/>
-        <w:spacing w:before="100" w:after="100"/>
+        <w:spacing w:before="100" w:after="100" w:line="240" w:lineRule="auto"/>
       </w:pPr>
       <w:r>
         <w:rPr>
@@ -14886,7 +14886,7 @@
     <w:p>
       <w:pPr>
         <w:pStyle w:val="Endure-ChapterBodyText"/>
-        <w:spacing w:before="100" w:after="100"/>
+        <w:spacing w:before="100" w:after="100" w:line="240" w:lineRule="auto"/>
       </w:pPr>
       <w:r>
         <w:rPr>
@@ -15124,20 +15124,20 @@
       <w:pPr>
         <w:pStyle w:val="Endure-Subhead"/>
         <w:keepNext/>
-        <w:spacing w:before="160" w:after="60"/>
+        <w:spacing w:before="160" w:after="60" w:line="240" w:lineRule="auto"/>
         <w:outlineLvl w:val="2"/>
       </w:pPr>
       <w:r>
         <w:rPr>
           <w:sz w:val="22"/>
         </w:rPr>
-        <w:t>19.10.2 Modo Mixto Offline + Online con OpenRouter</w:t>
+        <w:t>21.10.2 Modo Mixto Offline + Online con OpenRouter</w:t>
       </w:r>
     </w:p>
     <w:p>
       <w:pPr>
         <w:pStyle w:val="Endure-FirstParagraphBodyText"/>
-        <w:spacing w:before="100" w:after="100"/>
+        <w:spacing w:before="100" w:after="100" w:line="240" w:lineRule="auto"/>
       </w:pPr>
       <w:r>
         <w:rPr>
@@ -15162,7 +15162,7 @@
     <w:p>
       <w:pPr>
         <w:pStyle w:val="Endure-ChapterBodyText"/>
-        <w:spacing w:before="100" w:after="100"/>
+        <w:spacing w:before="100" w:after="100" w:line="240" w:lineRule="auto"/>
       </w:pPr>
       <w:r>
         <w:rPr>
@@ -15339,7 +15339,7 @@
     <w:p>
       <w:pPr>
         <w:pStyle w:val="Endure-ChapterBodyText"/>
-        <w:spacing w:before="100" w:after="100"/>
+        <w:spacing w:before="100" w:after="100" w:line="240" w:lineRule="auto"/>
       </w:pPr>
       <w:r>
         <w:rPr>
@@ -15702,7 +15702,7 @@
     <w:p>
       <w:pPr>
         <w:pStyle w:val="Endure-ChapterBodyText"/>
-        <w:spacing w:before="100" w:after="100"/>
+        <w:spacing w:before="100" w:after="100" w:line="240" w:lineRule="auto"/>
       </w:pPr>
       <w:r>
         <w:rPr>
@@ -15749,7 +15749,7 @@
           </w:tcPr>
           <w:p>
             <w:pPr>
-              <w:spacing w:before="0" w:after="0"/>
+              <w:spacing w:before="0" w:after="0" w:line="240" w:lineRule="auto"/>
               <w:jc w:val="center"/>
             </w:pPr>
             <w:r>
@@ -15782,7 +15782,7 @@
           </w:tcPr>
           <w:p>
             <w:pPr>
-              <w:spacing w:before="0" w:after="0"/>
+              <w:spacing w:before="0" w:after="0" w:line="240" w:lineRule="auto"/>
               <w:jc w:val="center"/>
             </w:pPr>
             <w:r>
@@ -15815,7 +15815,7 @@
           </w:tcPr>
           <w:p>
             <w:pPr>
-              <w:spacing w:before="0" w:after="0"/>
+              <w:spacing w:before="0" w:after="0" w:line="240" w:lineRule="auto"/>
               <w:jc w:val="center"/>
             </w:pPr>
             <w:r>
@@ -15848,7 +15848,7 @@
           </w:tcPr>
           <w:p>
             <w:pPr>
-              <w:spacing w:before="0" w:after="0"/>
+              <w:spacing w:before="0" w:after="0" w:line="240" w:lineRule="auto"/>
               <w:jc w:val="center"/>
             </w:pPr>
             <w:r>
@@ -15886,7 +15886,7 @@
           </w:tcPr>
           <w:p>
             <w:pPr>
-              <w:spacing w:before="0" w:after="0"/>
+              <w:spacing w:before="0" w:after="0" w:line="240" w:lineRule="auto"/>
               <w:jc w:val="center"/>
             </w:pPr>
             <w:r>
@@ -15917,7 +15917,7 @@
           </w:tcPr>
           <w:p>
             <w:pPr>
-              <w:spacing w:before="0" w:after="0"/>
+              <w:spacing w:before="0" w:after="0" w:line="240" w:lineRule="auto"/>
               <w:jc w:val="center"/>
             </w:pPr>
             <w:r>
@@ -15948,7 +15948,7 @@
           </w:tcPr>
           <w:p>
             <w:pPr>
-              <w:spacing w:before="0" w:after="0"/>
+              <w:spacing w:before="0" w:after="0" w:line="240" w:lineRule="auto"/>
               <w:jc w:val="center"/>
             </w:pPr>
             <w:r>
@@ -15979,7 +15979,7 @@
           </w:tcPr>
           <w:p>
             <w:pPr>
-              <w:spacing w:before="0" w:after="0"/>
+              <w:spacing w:before="0" w:after="0" w:line="240" w:lineRule="auto"/>
               <w:jc w:val="center"/>
             </w:pPr>
             <w:r>
@@ -16015,7 +16015,7 @@
           </w:tcPr>
           <w:p>
             <w:pPr>
-              <w:spacing w:before="0" w:after="0"/>
+              <w:spacing w:before="0" w:after="0" w:line="240" w:lineRule="auto"/>
               <w:jc w:val="center"/>
             </w:pPr>
             <w:r>
@@ -16046,7 +16046,7 @@
           </w:tcPr>
           <w:p>
             <w:pPr>
-              <w:spacing w:before="0" w:after="0"/>
+              <w:spacing w:before="0" w:after="0" w:line="240" w:lineRule="auto"/>
               <w:jc w:val="center"/>
             </w:pPr>
             <w:r>
@@ -16077,7 +16077,7 @@
           </w:tcPr>
           <w:p>
             <w:pPr>
-              <w:spacing w:before="0" w:after="0"/>
+              <w:spacing w:before="0" w:after="0" w:line="240" w:lineRule="auto"/>
               <w:jc w:val="center"/>
             </w:pPr>
             <w:r>
@@ -16108,7 +16108,7 @@
           </w:tcPr>
           <w:p>
             <w:pPr>
-              <w:spacing w:before="0" w:after="0"/>
+              <w:spacing w:before="0" w:after="0" w:line="240" w:lineRule="auto"/>
               <w:jc w:val="center"/>
             </w:pPr>
             <w:r>
@@ -16144,7 +16144,7 @@
           </w:tcPr>
           <w:p>
             <w:pPr>
-              <w:spacing w:before="0" w:after="0"/>
+              <w:spacing w:before="0" w:after="0" w:line="240" w:lineRule="auto"/>
               <w:jc w:val="center"/>
             </w:pPr>
             <w:r>
@@ -16175,7 +16175,7 @@
           </w:tcPr>
           <w:p>
             <w:pPr>
-              <w:spacing w:before="0" w:after="0"/>
+              <w:spacing w:before="0" w:after="0" w:line="240" w:lineRule="auto"/>
               <w:jc w:val="center"/>
             </w:pPr>
             <w:r>
@@ -16206,7 +16206,7 @@
           </w:tcPr>
           <w:p>
             <w:pPr>
-              <w:spacing w:before="0" w:after="0"/>
+              <w:spacing w:before="0" w:after="0" w:line="240" w:lineRule="auto"/>
               <w:jc w:val="center"/>
             </w:pPr>
             <w:r>
@@ -16237,7 +16237,7 @@
           </w:tcPr>
           <w:p>
             <w:pPr>
-              <w:spacing w:before="0" w:after="0"/>
+              <w:spacing w:before="0" w:after="0" w:line="240" w:lineRule="auto"/>
               <w:jc w:val="center"/>
             </w:pPr>
             <w:r>
@@ -16361,6 +16361,11 @@
     </w:p>
     <w:sectPr>
       <w:footerReference w:type="first" r:id="rId43"/>
+      <w:headerReference w:type="default" r:id="rId46"/>
+      <w:footerReference w:type="default" r:id="rId47"/>
+      <w:headerReference w:type="even" r:id="rId48"/>
+      <w:footerReference w:type="even" r:id="rId49"/>
+      <w:headerReference w:type="first" r:id="rId50"/>
       <w:type w:val="nextColumn"/>
       <w:pgSz w:w="10080" w:h="14400"/>
       <w:pgMar w:top="794" w:right="851" w:bottom="794" w:left="1077" w:header="454" w:footer="454" w:gutter="0"/>
@@ -17605,6 +17610,26 @@
 </w:ftr>
 </file>
 
+<file path=word/footer34.xml><?xml version="1.0" encoding="utf-8"?>
+<w:ftr xmlns:m="http://schemas.openxmlformats.org/officeDocument/2006/math" xmlns:mc="http://schemas.openxmlformats.org/markup-compatibility/2006" xmlns:mo="http://schemas.microsoft.com/office/mac/office/2008/main" xmlns:mv="urn:schemas-microsoft-com:mac:vml" xmlns:o="urn:schemas-microsoft-com:office:office" xmlns:r="http://schemas.openxmlformats.org/officeDocument/2006/relationships" xmlns:v="urn:schemas-microsoft-com:vml" xmlns:w10="urn:schemas-microsoft-com:office:word" xmlns:w14="http://schemas.microsoft.com/office/word/2010/wordml" xmlns:w="http://schemas.openxmlformats.org/wordprocessingml/2006/main" xmlns:wne="http://schemas.microsoft.com/office/word/2006/wordml" xmlns:wp14="http://schemas.microsoft.com/office/word/2010/wordprocessingDrawing" xmlns:wp="http://schemas.openxmlformats.org/drawingml/2006/wordprocessingDrawing" xmlns:wpc="http://schemas.microsoft.com/office/word/2010/wordprocessingCanvas" xmlns:wpg="http://schemas.microsoft.com/office/word/2010/wordprocessingGroup" xmlns:wpi="http://schemas.microsoft.com/office/word/2010/wordprocessingInk" xmlns:wps="http://schemas.microsoft.com/office/word/2010/wordprocessingShape" mc:Ignorable="w14 wp14">
+  <w:p>
+    <w:pPr>
+      <w:pStyle w:val="Footer"/>
+    </w:pPr>
+  </w:p>
+</w:ftr>
+</file>
+
+<file path=word/footer35.xml><?xml version="1.0" encoding="utf-8"?>
+<w:ftr xmlns:m="http://schemas.openxmlformats.org/officeDocument/2006/math" xmlns:mc="http://schemas.openxmlformats.org/markup-compatibility/2006" xmlns:mo="http://schemas.microsoft.com/office/mac/office/2008/main" xmlns:mv="urn:schemas-microsoft-com:mac:vml" xmlns:o="urn:schemas-microsoft-com:office:office" xmlns:r="http://schemas.openxmlformats.org/officeDocument/2006/relationships" xmlns:v="urn:schemas-microsoft-com:vml" xmlns:w10="urn:schemas-microsoft-com:office:word" xmlns:w14="http://schemas.microsoft.com/office/word/2010/wordml" xmlns:w="http://schemas.openxmlformats.org/wordprocessingml/2006/main" xmlns:wne="http://schemas.microsoft.com/office/word/2006/wordml" xmlns:wp14="http://schemas.microsoft.com/office/word/2010/wordprocessingDrawing" xmlns:wp="http://schemas.openxmlformats.org/drawingml/2006/wordprocessingDrawing" xmlns:wpc="http://schemas.microsoft.com/office/word/2010/wordprocessingCanvas" xmlns:wpg="http://schemas.microsoft.com/office/word/2010/wordprocessingGroup" xmlns:wpi="http://schemas.microsoft.com/office/word/2010/wordprocessingInk" xmlns:wps="http://schemas.microsoft.com/office/word/2010/wordprocessingShape" mc:Ignorable="w14 wp14">
+  <w:p>
+    <w:pPr>
+      <w:pStyle w:val="Footer"/>
+    </w:pPr>
+  </w:p>
+</w:ftr>
+</file>
+
 <file path=word/footer4.xml><?xml version="1.0" encoding="utf-8"?>
 <w:ftr xmlns:wpc="http://schemas.microsoft.com/office/word/2010/wordprocessingCanvas" xmlns:cx="http://schemas.microsoft.com/office/drawing/2014/chartex" xmlns:cx1="http://schemas.microsoft.com/office/drawing/2015/9/8/chartex" xmlns:cx2="http://schemas.microsoft.com/office/drawing/2015/10/21/chartex" xmlns:cx3="http://schemas.microsoft.com/office/drawing/2016/5/9/chartex" xmlns:cx4="http://schemas.microsoft.com/office/drawing/2016/5/10/chartex" xmlns:cx5="http://schemas.microsoft.com/office/drawing/2016/5/11/chartex" xmlns:cx6="http://schemas.microsoft.com/office/drawing/2016/5/12/chartex" xmlns:cx7="http://schemas.microsoft.com/office/drawing/2016/5/13/chartex" xmlns:cx8="http://schemas.microsoft.com/office/drawing/2016/5/14/chartex" xmlns:mc="http://schemas.openxmlformats.org/markup-compatibility/2006" xmlns:aink="http://schemas.microsoft.com/office/drawing/2016/ink" xmlns:am3d="http://schemas.microsoft.com/office/drawing/2017/model3d" xmlns:o="urn:schemas-microsoft-com:office:office" xmlns:oel="http://schemas.microsoft.com/office/2019/extlst" xmlns:r="http://schemas.openxmlformats.org/officeDocument/2006/relationships" xmlns:m="http://schemas.openxmlformats.org/officeDocument/2006/math" xmlns:v="urn:schemas-microsoft-com:vml" xmlns:wp14="http://schemas.microsoft.com/office/word/2010/wordprocessingDrawing" xmlns:wp="http://schemas.openxmlformats.org/drawingml/2006/wordprocessingDrawing" xmlns:w10="urn:schemas-microsoft-com:office:word" xmlns:w="http://schemas.openxmlformats.org/wordprocessingml/2006/main" xmlns:w14="http://schemas.microsoft.com/office/word/2010/wordml" xmlns:w15="http://schemas.microsoft.com/office/word/2012/wordml" xmlns:w16cex="http://schemas.microsoft.com/office/word/2018/wordml/cex" xmlns:w16cid="http://schemas.microsoft.com/office/word/2016/wordml/cid" xmlns:w16="http://schemas.microsoft.com/office/word/2018/wordml" xmlns:w16du="http://schemas.microsoft.com/office/word/2023/wordml/word16du" xmlns:w16sdtdh="http://schemas.microsoft.com/office/word/2020/wordml/sdtdatahash" xmlns:w16sdtfl="http://schemas.microsoft.com/office/word/2024/wordml/sdtformatlock" xmlns:w16se="http://schemas.microsoft.com/office/word/2015/wordml/symex" xmlns:wpg="http://schemas.microsoft.com/office/word/2010/wordprocessingGroup" xmlns:wpi="http://schemas.microsoft.com/office/word/2010/wordprocessingInk" xmlns:wne="http://schemas.microsoft.com/office/word/2006/wordml" xmlns:wps="http://schemas.microsoft.com/office/word/2010/wordprocessingShape" mc:Ignorable="w14 w15 w16se w16cid w16 w16cex w16sdtdh w16sdtfl w16du wp14">
   <w:p>
@@ -17862,6 +17887,36 @@
     <w:r>
       <w:t>TÍTULO DEL LIBRO</w:t>
     </w:r>
+  </w:p>
+</w:hdr>
+</file>
+
+<file path=word/header3.xml><?xml version="1.0" encoding="utf-8"?>
+<w:hdr xmlns:m="http://schemas.openxmlformats.org/officeDocument/2006/math" xmlns:mc="http://schemas.openxmlformats.org/markup-compatibility/2006" xmlns:mo="http://schemas.microsoft.com/office/mac/office/2008/main" xmlns:mv="urn:schemas-microsoft-com:mac:vml" xmlns:o="urn:schemas-microsoft-com:office:office" xmlns:r="http://schemas.openxmlformats.org/officeDocument/2006/relationships" xmlns:v="urn:schemas-microsoft-com:vml" xmlns:w10="urn:schemas-microsoft-com:office:word" xmlns:w14="http://schemas.microsoft.com/office/word/2010/wordml" xmlns:w="http://schemas.openxmlformats.org/wordprocessingml/2006/main" xmlns:wne="http://schemas.microsoft.com/office/word/2006/wordml" xmlns:wp14="http://schemas.microsoft.com/office/word/2010/wordprocessingDrawing" xmlns:wp="http://schemas.openxmlformats.org/drawingml/2006/wordprocessingDrawing" xmlns:wpc="http://schemas.microsoft.com/office/word/2010/wordprocessingCanvas" xmlns:wpg="http://schemas.microsoft.com/office/word/2010/wordprocessingGroup" xmlns:wpi="http://schemas.microsoft.com/office/word/2010/wordprocessingInk" xmlns:wps="http://schemas.microsoft.com/office/word/2010/wordprocessingShape" mc:Ignorable="w14 wp14">
+  <w:p>
+    <w:pPr>
+      <w:pStyle w:val="Header"/>
+    </w:pPr>
+  </w:p>
+</w:hdr>
+</file>
+
+<file path=word/header4.xml><?xml version="1.0" encoding="utf-8"?>
+<w:hdr xmlns:m="http://schemas.openxmlformats.org/officeDocument/2006/math" xmlns:mc="http://schemas.openxmlformats.org/markup-compatibility/2006" xmlns:mo="http://schemas.microsoft.com/office/mac/office/2008/main" xmlns:mv="urn:schemas-microsoft-com:mac:vml" xmlns:o="urn:schemas-microsoft-com:office:office" xmlns:r="http://schemas.openxmlformats.org/officeDocument/2006/relationships" xmlns:v="urn:schemas-microsoft-com:vml" xmlns:w10="urn:schemas-microsoft-com:office:word" xmlns:w14="http://schemas.microsoft.com/office/word/2010/wordml" xmlns:w="http://schemas.openxmlformats.org/wordprocessingml/2006/main" xmlns:wne="http://schemas.microsoft.com/office/word/2006/wordml" xmlns:wp14="http://schemas.microsoft.com/office/word/2010/wordprocessingDrawing" xmlns:wp="http://schemas.openxmlformats.org/drawingml/2006/wordprocessingDrawing" xmlns:wpc="http://schemas.microsoft.com/office/word/2010/wordprocessingCanvas" xmlns:wpg="http://schemas.microsoft.com/office/word/2010/wordprocessingGroup" xmlns:wpi="http://schemas.microsoft.com/office/word/2010/wordprocessingInk" xmlns:wps="http://schemas.microsoft.com/office/word/2010/wordprocessingShape" mc:Ignorable="w14 wp14">
+  <w:p>
+    <w:pPr>
+      <w:pStyle w:val="Header"/>
+    </w:pPr>
+  </w:p>
+</w:hdr>
+</file>
+
+<file path=word/header5.xml><?xml version="1.0" encoding="utf-8"?>
+<w:hdr xmlns:m="http://schemas.openxmlformats.org/officeDocument/2006/math" xmlns:mc="http://schemas.openxmlformats.org/markup-compatibility/2006" xmlns:mo="http://schemas.microsoft.com/office/mac/office/2008/main" xmlns:mv="urn:schemas-microsoft-com:mac:vml" xmlns:o="urn:schemas-microsoft-com:office:office" xmlns:r="http://schemas.openxmlformats.org/officeDocument/2006/relationships" xmlns:v="urn:schemas-microsoft-com:vml" xmlns:w10="urn:schemas-microsoft-com:office:word" xmlns:w14="http://schemas.microsoft.com/office/word/2010/wordml" xmlns:w="http://schemas.openxmlformats.org/wordprocessingml/2006/main" xmlns:wne="http://schemas.microsoft.com/office/word/2006/wordml" xmlns:wp14="http://schemas.microsoft.com/office/word/2010/wordprocessingDrawing" xmlns:wp="http://schemas.openxmlformats.org/drawingml/2006/wordprocessingDrawing" xmlns:wpc="http://schemas.microsoft.com/office/word/2010/wordprocessingCanvas" xmlns:wpg="http://schemas.microsoft.com/office/word/2010/wordprocessingGroup" xmlns:wpi="http://schemas.microsoft.com/office/word/2010/wordprocessingInk" xmlns:wps="http://schemas.microsoft.com/office/word/2010/wordprocessingShape" mc:Ignorable="w14 wp14">
+  <w:p>
+    <w:pPr>
+      <w:pStyle w:val="Header"/>
+    </w:pPr>
   </w:p>
 </w:hdr>
 </file>
